--- a/🏗 Suggested Folder Structure.docx
+++ b/🏗 Suggested Folder Structure.docx
@@ -6667,8 +6667,5011 @@
       <w:proofErr w:type="gramEnd"/>
     </w:p>
     <w:p>
+      <w:pPr>
+        <w:spacing w:before="100" w:beforeAutospacing="1" w:after="100" w:afterAutospacing="1" w:line="240" w:lineRule="auto"/>
+        <w:rPr>
+          <w:rFonts w:ascii="Times New Roman" w:eastAsia="Times New Roman" w:hAnsi="Times New Roman" w:cs="Times New Roman"/>
+          <w:sz w:val="24"/>
+          <w:szCs w:val="24"/>
+          <w:lang w:eastAsia="en-IN"/>
+        </w:rPr>
+      </w:pPr>
+      <w:proofErr w:type="gramStart"/>
+      <w:r>
+        <w:rPr>
+          <w:rFonts w:ascii="Times New Roman" w:eastAsia="Times New Roman" w:hAnsi="Symbol" w:cs="Times New Roman"/>
+          <w:sz w:val="24"/>
+          <w:szCs w:val="24"/>
+          <w:lang w:eastAsia="en-IN"/>
+        </w:rPr>
+        <w:t></w:t>
+      </w:r>
+      <w:r>
+        <w:rPr>
+          <w:rFonts w:ascii="Times New Roman" w:eastAsia="Times New Roman" w:hAnsi="Times New Roman" w:cs="Times New Roman"/>
+          <w:sz w:val="24"/>
+          <w:szCs w:val="24"/>
+          <w:lang w:eastAsia="en-IN"/>
+        </w:rPr>
+        <w:t xml:space="preserve">  </w:t>
+      </w:r>
+      <w:r>
+        <w:rPr>
+          <w:rFonts w:ascii="Segoe UI Symbol" w:eastAsia="Times New Roman" w:hAnsi="Segoe UI Symbol" w:cs="Segoe UI Symbol"/>
+          <w:sz w:val="24"/>
+          <w:szCs w:val="24"/>
+          <w:lang w:eastAsia="en-IN"/>
+        </w:rPr>
+        <w:t/>
+      </w:r>
+      <w:proofErr w:type="gramEnd"/>
+      <w:r>
+        <w:rPr>
+          <w:rFonts w:ascii="Segoe UI Symbol" w:eastAsia="Times New Roman" w:hAnsi="Segoe UI Symbol" w:cs="Segoe UI Symbol"/>
+          <w:sz w:val="24"/>
+          <w:szCs w:val="24"/>
+          <w:lang w:eastAsia="en-IN"/>
+        </w:rPr>
+        <w:t/>
+      </w:r>
+      <w:r>
+        <w:rPr>
+          <w:rFonts w:ascii="Times New Roman" w:eastAsia="Times New Roman" w:hAnsi="Times New Roman" w:cs="Times New Roman"/>
+          <w:sz w:val="24"/>
+          <w:szCs w:val="24"/>
+          <w:lang w:eastAsia="en-IN"/>
+        </w:rPr>
+        <w:t xml:space="preserve"> </w:t>
+      </w:r>
+      <w:r>
+        <w:rPr>
+          <w:rFonts w:ascii="Times New Roman" w:eastAsia="Times New Roman" w:hAnsi="Times New Roman" w:cs="Times New Roman"/>
+          <w:b/>
+          <w:bCs/>
+          <w:sz w:val="24"/>
+          <w:szCs w:val="24"/>
+          <w:lang w:eastAsia="en-IN"/>
+        </w:rPr>
+        <w:t>Switch between "Work" and "Break" mode</w:t>
+      </w:r>
+    </w:p>
+    <w:p>
+      <w:pPr>
+        <w:spacing w:before="100" w:beforeAutospacing="1" w:after="100" w:afterAutospacing="1" w:line="240" w:lineRule="auto"/>
+        <w:rPr>
+          <w:rFonts w:ascii="Times New Roman" w:eastAsia="Times New Roman" w:hAnsi="Times New Roman" w:cs="Times New Roman"/>
+          <w:sz w:val="24"/>
+          <w:szCs w:val="24"/>
+          <w:lang w:eastAsia="en-IN"/>
+        </w:rPr>
+      </w:pPr>
+      <w:proofErr w:type="gramStart"/>
+      <w:r>
+        <w:rPr>
+          <w:rFonts w:ascii="Times New Roman" w:eastAsia="Times New Roman" w:hAnsi="Symbol" w:cs="Times New Roman"/>
+          <w:sz w:val="24"/>
+          <w:szCs w:val="24"/>
+          <w:lang w:eastAsia="en-IN"/>
+        </w:rPr>
+        <w:t></w:t>
+      </w:r>
+      <w:r>
+        <w:rPr>
+          <w:rFonts w:ascii="Times New Roman" w:eastAsia="Times New Roman" w:hAnsi="Times New Roman" w:cs="Times New Roman"/>
+          <w:sz w:val="24"/>
+          <w:szCs w:val="24"/>
+          <w:lang w:eastAsia="en-IN"/>
+        </w:rPr>
+        <w:t xml:space="preserve">  </w:t>
+      </w:r>
+      <w:r>
+        <w:rPr>
+          <w:rFonts w:ascii="Segoe UI Symbol" w:eastAsia="Times New Roman" w:hAnsi="Segoe UI Symbol" w:cs="Segoe UI Symbol"/>
+          <w:sz w:val="24"/>
+          <w:szCs w:val="24"/>
+          <w:lang w:eastAsia="en-IN"/>
+        </w:rPr>
+        <w:t/>
+      </w:r>
+      <w:proofErr w:type="gramEnd"/>
+      <w:r>
+        <w:rPr>
+          <w:rFonts w:ascii="Segoe UI Symbol" w:eastAsia="Times New Roman" w:hAnsi="Segoe UI Symbol" w:cs="Segoe UI Symbol"/>
+          <w:sz w:val="24"/>
+          <w:szCs w:val="24"/>
+          <w:lang w:eastAsia="en-IN"/>
+        </w:rPr>
+        <w:t/>
+      </w:r>
+      <w:r>
+        <w:rPr>
+          <w:rFonts w:ascii="Times New Roman" w:eastAsia="Times New Roman" w:hAnsi="Times New Roman" w:cs="Times New Roman"/>
+          <w:sz w:val="24"/>
+          <w:szCs w:val="24"/>
+          <w:lang w:eastAsia="en-IN"/>
+        </w:rPr>
+        <w:t xml:space="preserve"> </w:t>
+      </w:r>
+      <w:r>
+        <w:rPr>
+          <w:rFonts w:ascii="Times New Roman" w:eastAsia="Times New Roman" w:hAnsi="Times New Roman" w:cs="Times New Roman"/>
+          <w:b/>
+          <w:bCs/>
+          <w:sz w:val="24"/>
+          <w:szCs w:val="24"/>
+          <w:lang w:eastAsia="en-IN"/>
+        </w:rPr>
+        <w:t>Add a sound alert when time is up</w:t>
+      </w:r>
+    </w:p>
+    <w:p>
+      <w:proofErr w:type="spellStart"/>
+      <w:r>
+        <w:t>Todo</w:t>
+      </w:r>
+      <w:proofErr w:type="spellEnd"/>
+      <w:r>
+        <w:t xml:space="preserve"> list</w:t>
+      </w:r>
+    </w:p>
+    <w:p/>
+    <w:p>
+      <w:r>
+        <w:rPr>
+          <w:rFonts w:ascii="Segoe UI Symbol" w:hAnsi="Segoe UI Symbol" w:cs="Segoe UI Symbol"/>
+        </w:rPr>
+        <w:t>✔</w:t>
+      </w:r>
+      <w:r>
+        <w:rPr>
+          <w:rFonts w:ascii="Calibri" w:hAnsi="Calibri" w:cs="Calibri"/>
+        </w:rPr>
+        <w:t>️</w:t>
+      </w:r>
+      <w:r>
+        <w:t xml:space="preserve"> </w:t>
+      </w:r>
+      <w:r>
+        <w:rPr>
+          <w:rStyle w:val="Strong"/>
+        </w:rPr>
+        <w:t>Click a checkbox</w:t>
+      </w:r>
+      <w:r>
+        <w:t xml:space="preserve"> → </w:t>
+      </w:r>
+      <w:r>
+        <w:rPr>
+          <w:rFonts w:ascii="Segoe UI Symbol" w:hAnsi="Segoe UI Symbol" w:cs="Segoe UI Symbol"/>
+        </w:rPr>
+        <w:t>✅</w:t>
+      </w:r>
+      <w:r>
+        <w:t xml:space="preserve"> it shows a tick mark,</w:t>
+      </w:r>
+      <w:r>
+        <w:br/>
+      </w:r>
+      <w:r>
+        <w:rPr>
+          <w:rFonts w:ascii="Segoe UI Symbol" w:hAnsi="Segoe UI Symbol" w:cs="Segoe UI Symbol"/>
+        </w:rPr>
+        <w:t>✅</w:t>
+      </w:r>
+      <w:r>
+        <w:t xml:space="preserve"> marks the task as completed,</w:t>
+      </w:r>
+      <w:r>
+        <w:br/>
+      </w:r>
+      <w:r>
+        <w:rPr>
+          <w:rFonts w:ascii="Segoe UI Symbol" w:hAnsi="Segoe UI Symbol" w:cs="Segoe UI Symbol"/>
+        </w:rPr>
+        <w:t>📝</w:t>
+      </w:r>
+      <w:r>
+        <w:t xml:space="preserve"> strikes through the task,</w:t>
+      </w:r>
+      <w:r>
+        <w:br/>
+      </w:r>
+      <w:r>
+        <w:rPr>
+          <w:rFonts w:ascii="Segoe UI Symbol" w:hAnsi="Segoe UI Symbol" w:cs="Segoe UI Symbol"/>
+        </w:rPr>
+        <w:t>💾</w:t>
+      </w:r>
+      <w:r>
+        <w:t xml:space="preserve"> and </w:t>
+      </w:r>
+      <w:r>
+        <w:rPr>
+          <w:rStyle w:val="Strong"/>
+        </w:rPr>
+        <w:t>persists the state</w:t>
+      </w:r>
+      <w:r>
+        <w:t xml:space="preserve"> (optional with </w:t>
+      </w:r>
+      <w:proofErr w:type="spellStart"/>
+      <w:r>
+        <w:rPr>
+          <w:rStyle w:val="HTMLCode"/>
+          <w:rFonts w:eastAsiaTheme="minorHAnsi"/>
+        </w:rPr>
+        <w:t>localStorage</w:t>
+      </w:r>
+      <w:proofErr w:type="spellEnd"/>
+      <w:r>
+        <w:t>).</w:t>
+      </w:r>
+    </w:p>
+    <w:p>
+      <w:r>
+        <w:t>.</w:t>
+      </w:r>
+      <w:proofErr w:type="spellStart"/>
+      <w:r>
+        <w:t>todo</w:t>
+      </w:r>
+      <w:proofErr w:type="spellEnd"/>
+      <w:r>
+        <w:t>-container {</w:t>
+      </w:r>
+    </w:p>
+    <w:p>
+      <w:r>
+        <w:t xml:space="preserve">  </w:t>
+      </w:r>
+      <w:proofErr w:type="gramStart"/>
+      <w:r>
+        <w:t>max-width</w:t>
+      </w:r>
+      <w:proofErr w:type="gramEnd"/>
+      <w:r>
+        <w:t>: 600px;</w:t>
+      </w:r>
+    </w:p>
+    <w:p>
+      <w:r>
+        <w:t xml:space="preserve">  </w:t>
+      </w:r>
+      <w:proofErr w:type="gramStart"/>
+      <w:r>
+        <w:t>margin</w:t>
+      </w:r>
+      <w:proofErr w:type="gramEnd"/>
+      <w:r>
+        <w:t>: auto;</w:t>
+      </w:r>
+    </w:p>
+    <w:p>
+      <w:r>
+        <w:t xml:space="preserve">  </w:t>
+      </w:r>
+      <w:proofErr w:type="gramStart"/>
+      <w:r>
+        <w:t>padding</w:t>
+      </w:r>
+      <w:proofErr w:type="gramEnd"/>
+      <w:r>
+        <w:t>: 2rem;</w:t>
+      </w:r>
+    </w:p>
+    <w:p>
+      <w:r>
+        <w:t xml:space="preserve">  </w:t>
+      </w:r>
+      <w:proofErr w:type="gramStart"/>
+      <w:r>
+        <w:t>text-</w:t>
+      </w:r>
+      <w:proofErr w:type="gramEnd"/>
+      <w:r>
+        <w:t xml:space="preserve">align: </w:t>
+      </w:r>
+      <w:proofErr w:type="spellStart"/>
+      <w:r>
+        <w:t>center</w:t>
+      </w:r>
+      <w:proofErr w:type="spellEnd"/>
+      <w:r>
+        <w:t>;</w:t>
+      </w:r>
+    </w:p>
+    <w:p>
+      <w:r>
+        <w:t>}</w:t>
+      </w:r>
+    </w:p>
+    <w:p/>
+    <w:p>
+      <w:r>
+        <w:t>.</w:t>
+      </w:r>
+      <w:proofErr w:type="spellStart"/>
+      <w:r>
+        <w:t>todo</w:t>
+      </w:r>
+      <w:proofErr w:type="spellEnd"/>
+      <w:r>
+        <w:t>-input {</w:t>
+      </w:r>
+    </w:p>
+    <w:p>
+      <w:r>
+        <w:t xml:space="preserve">  </w:t>
+      </w:r>
+      <w:proofErr w:type="gramStart"/>
+      <w:r>
+        <w:t>display</w:t>
+      </w:r>
+      <w:proofErr w:type="gramEnd"/>
+      <w:r>
+        <w:t>: flex;</w:t>
+      </w:r>
+    </w:p>
+    <w:p>
+      <w:r>
+        <w:t xml:space="preserve">  </w:t>
+      </w:r>
+      <w:proofErr w:type="gramStart"/>
+      <w:r>
+        <w:t>justify-content</w:t>
+      </w:r>
+      <w:proofErr w:type="gramEnd"/>
+      <w:r>
+        <w:t xml:space="preserve">: </w:t>
+      </w:r>
+      <w:proofErr w:type="spellStart"/>
+      <w:r>
+        <w:t>center</w:t>
+      </w:r>
+      <w:proofErr w:type="spellEnd"/>
+      <w:r>
+        <w:t>;</w:t>
+      </w:r>
+    </w:p>
+    <w:p>
+      <w:r>
+        <w:t xml:space="preserve">  </w:t>
+      </w:r>
+      <w:proofErr w:type="gramStart"/>
+      <w:r>
+        <w:t>gap</w:t>
+      </w:r>
+      <w:proofErr w:type="gramEnd"/>
+      <w:r>
+        <w:t>: 1rem;</w:t>
+      </w:r>
+    </w:p>
+    <w:p>
+      <w:r>
+        <w:t xml:space="preserve">  </w:t>
+      </w:r>
+      <w:proofErr w:type="gramStart"/>
+      <w:r>
+        <w:t>margin-bottom</w:t>
+      </w:r>
+      <w:proofErr w:type="gramEnd"/>
+      <w:r>
+        <w:t>: 2rem;</w:t>
+      </w:r>
+    </w:p>
+    <w:p>
+      <w:r>
+        <w:t>}</w:t>
+      </w:r>
+    </w:p>
+    <w:p/>
+    <w:p>
+      <w:r>
+        <w:t>.</w:t>
+      </w:r>
+      <w:proofErr w:type="spellStart"/>
+      <w:r>
+        <w:t>todo</w:t>
+      </w:r>
+      <w:proofErr w:type="spellEnd"/>
+      <w:r>
+        <w:t>-input input {</w:t>
+      </w:r>
+    </w:p>
+    <w:p>
+      <w:r>
+        <w:t xml:space="preserve">  </w:t>
+      </w:r>
+      <w:proofErr w:type="gramStart"/>
+      <w:r>
+        <w:t>padding</w:t>
+      </w:r>
+      <w:proofErr w:type="gramEnd"/>
+      <w:r>
+        <w:t>: 0.5rem;</w:t>
+      </w:r>
+    </w:p>
+    <w:p>
+      <w:r>
+        <w:t xml:space="preserve">  </w:t>
+      </w:r>
+      <w:proofErr w:type="gramStart"/>
+      <w:r>
+        <w:t>font-size</w:t>
+      </w:r>
+      <w:proofErr w:type="gramEnd"/>
+      <w:r>
+        <w:t>: 1rem;</w:t>
+      </w:r>
+    </w:p>
+    <w:p>
+      <w:r>
+        <w:t xml:space="preserve">  </w:t>
+      </w:r>
+      <w:proofErr w:type="gramStart"/>
+      <w:r>
+        <w:t>width</w:t>
+      </w:r>
+      <w:proofErr w:type="gramEnd"/>
+      <w:r>
+        <w:t>: 60%;</w:t>
+      </w:r>
+    </w:p>
+    <w:p>
+      <w:r>
+        <w:t>}</w:t>
+      </w:r>
+    </w:p>
+    <w:p/>
+    <w:p>
+      <w:r>
+        <w:t>.</w:t>
+      </w:r>
+      <w:proofErr w:type="spellStart"/>
+      <w:r>
+        <w:t>todo</w:t>
+      </w:r>
+      <w:proofErr w:type="spellEnd"/>
+      <w:r>
+        <w:t>-input button {</w:t>
+      </w:r>
+    </w:p>
+    <w:p>
+      <w:r>
+        <w:t xml:space="preserve">  </w:t>
+      </w:r>
+      <w:proofErr w:type="gramStart"/>
+      <w:r>
+        <w:t>padding</w:t>
+      </w:r>
+      <w:proofErr w:type="gramEnd"/>
+      <w:r>
+        <w:t>: 0.5rem 1rem;</w:t>
+      </w:r>
+    </w:p>
+    <w:p>
+      <w:r>
+        <w:t xml:space="preserve">  </w:t>
+      </w:r>
+      <w:proofErr w:type="gramStart"/>
+      <w:r>
+        <w:t>background-</w:t>
+      </w:r>
+      <w:proofErr w:type="spellStart"/>
+      <w:r>
+        <w:t>color</w:t>
+      </w:r>
+      <w:proofErr w:type="spellEnd"/>
+      <w:proofErr w:type="gramEnd"/>
+      <w:r>
+        <w:t>: #4caf50;</w:t>
+      </w:r>
+    </w:p>
+    <w:p>
+      <w:r>
+        <w:t xml:space="preserve">  </w:t>
+      </w:r>
+      <w:proofErr w:type="spellStart"/>
+      <w:proofErr w:type="gramStart"/>
+      <w:r>
+        <w:t>color</w:t>
+      </w:r>
+      <w:proofErr w:type="spellEnd"/>
+      <w:proofErr w:type="gramEnd"/>
+      <w:r>
+        <w:t>: white;</w:t>
+      </w:r>
+    </w:p>
+    <w:p>
+      <w:r>
+        <w:t xml:space="preserve">  </w:t>
+      </w:r>
+      <w:proofErr w:type="gramStart"/>
+      <w:r>
+        <w:t>border</w:t>
+      </w:r>
+      <w:proofErr w:type="gramEnd"/>
+      <w:r>
+        <w:t>: none;</w:t>
+      </w:r>
+    </w:p>
+    <w:p>
+      <w:r>
+        <w:t xml:space="preserve">  </w:t>
+      </w:r>
+      <w:proofErr w:type="gramStart"/>
+      <w:r>
+        <w:t>cursor</w:t>
+      </w:r>
+      <w:proofErr w:type="gramEnd"/>
+      <w:r>
+        <w:t>: pointer;</w:t>
+      </w:r>
+    </w:p>
+    <w:p>
+      <w:r>
+        <w:t>}</w:t>
+      </w:r>
+    </w:p>
+    <w:p/>
+    <w:p>
+      <w:r>
+        <w:t>.</w:t>
+      </w:r>
+      <w:proofErr w:type="spellStart"/>
+      <w:r>
+        <w:t>todo</w:t>
+      </w:r>
+      <w:proofErr w:type="spellEnd"/>
+      <w:r>
+        <w:t>-list {</w:t>
+      </w:r>
+    </w:p>
+    <w:p>
+      <w:r>
+        <w:t xml:space="preserve">  </w:t>
+      </w:r>
+      <w:proofErr w:type="gramStart"/>
+      <w:r>
+        <w:t>list-style</w:t>
+      </w:r>
+      <w:proofErr w:type="gramEnd"/>
+      <w:r>
+        <w:t>: none;</w:t>
+      </w:r>
+    </w:p>
+    <w:p>
+      <w:r>
+        <w:t xml:space="preserve">  </w:t>
+      </w:r>
+      <w:proofErr w:type="gramStart"/>
+      <w:r>
+        <w:t>padding</w:t>
+      </w:r>
+      <w:proofErr w:type="gramEnd"/>
+      <w:r>
+        <w:t>: 0;</w:t>
+      </w:r>
+    </w:p>
+    <w:p>
+      <w:r>
+        <w:t>}</w:t>
+      </w:r>
+    </w:p>
+    <w:p/>
+    <w:p>
+      <w:r>
+        <w:t>.task-item {</w:t>
+      </w:r>
+    </w:p>
+    <w:p>
+      <w:r>
+        <w:t xml:space="preserve">  </w:t>
+      </w:r>
+      <w:proofErr w:type="gramStart"/>
+      <w:r>
+        <w:t>display</w:t>
+      </w:r>
+      <w:proofErr w:type="gramEnd"/>
+      <w:r>
+        <w:t>: flex;</w:t>
+      </w:r>
+    </w:p>
+    <w:p>
+      <w:r>
+        <w:t xml:space="preserve">  </w:t>
+      </w:r>
+      <w:proofErr w:type="gramStart"/>
+      <w:r>
+        <w:t>align-items</w:t>
+      </w:r>
+      <w:proofErr w:type="gramEnd"/>
+      <w:r>
+        <w:t xml:space="preserve">: </w:t>
+      </w:r>
+      <w:proofErr w:type="spellStart"/>
+      <w:r>
+        <w:t>center</w:t>
+      </w:r>
+      <w:proofErr w:type="spellEnd"/>
+      <w:r>
+        <w:t>;</w:t>
+      </w:r>
+    </w:p>
+    <w:p>
+      <w:r>
+        <w:t xml:space="preserve">  </w:t>
+      </w:r>
+      <w:proofErr w:type="gramStart"/>
+      <w:r>
+        <w:t>justify-content</w:t>
+      </w:r>
+      <w:proofErr w:type="gramEnd"/>
+      <w:r>
+        <w:t>: space-between;</w:t>
+      </w:r>
+    </w:p>
+    <w:p>
+      <w:r>
+        <w:t xml:space="preserve">  </w:t>
+      </w:r>
+      <w:proofErr w:type="gramStart"/>
+      <w:r>
+        <w:t>background</w:t>
+      </w:r>
+      <w:proofErr w:type="gramEnd"/>
+      <w:r>
+        <w:t>: #f2f2f2;</w:t>
+      </w:r>
+    </w:p>
+    <w:p>
+      <w:r>
+        <w:t xml:space="preserve">  </w:t>
+      </w:r>
+      <w:proofErr w:type="gramStart"/>
+      <w:r>
+        <w:t>padding</w:t>
+      </w:r>
+      <w:proofErr w:type="gramEnd"/>
+      <w:r>
+        <w:t>: 1rem;</w:t>
+      </w:r>
+    </w:p>
+    <w:p>
+      <w:r>
+        <w:t xml:space="preserve">  </w:t>
+      </w:r>
+      <w:proofErr w:type="gramStart"/>
+      <w:r>
+        <w:t>border-radius</w:t>
+      </w:r>
+      <w:proofErr w:type="gramEnd"/>
+      <w:r>
+        <w:t>: 6px;</w:t>
+      </w:r>
+    </w:p>
+    <w:p>
+      <w:r>
+        <w:t xml:space="preserve">  </w:t>
+      </w:r>
+      <w:proofErr w:type="gramStart"/>
+      <w:r>
+        <w:t>margin-bottom</w:t>
+      </w:r>
+      <w:proofErr w:type="gramEnd"/>
+      <w:r>
+        <w:t>: 1rem;</w:t>
+      </w:r>
+    </w:p>
+    <w:p>
+      <w:r>
+        <w:t>}</w:t>
+      </w:r>
+    </w:p>
+    <w:p/>
+    <w:p>
+      <w:r>
+        <w:t>.task-</w:t>
+      </w:r>
+      <w:proofErr w:type="spellStart"/>
+      <w:r>
+        <w:t>item.completed</w:t>
+      </w:r>
+      <w:proofErr w:type="spellEnd"/>
+      <w:r>
+        <w:t xml:space="preserve"> .task-text {</w:t>
+      </w:r>
+    </w:p>
+    <w:p>
+      <w:r>
+        <w:t xml:space="preserve">  </w:t>
+      </w:r>
+      <w:proofErr w:type="gramStart"/>
+      <w:r>
+        <w:t>text-decoration</w:t>
+      </w:r>
+      <w:proofErr w:type="gramEnd"/>
+      <w:r>
+        <w:t>: line-through;</w:t>
+      </w:r>
+    </w:p>
+    <w:p>
+      <w:r>
+        <w:t xml:space="preserve">  </w:t>
+      </w:r>
+      <w:proofErr w:type="spellStart"/>
+      <w:proofErr w:type="gramStart"/>
+      <w:r>
+        <w:t>color</w:t>
+      </w:r>
+      <w:proofErr w:type="spellEnd"/>
+      <w:proofErr w:type="gramEnd"/>
+      <w:r>
+        <w:t xml:space="preserve">: </w:t>
+      </w:r>
+      <w:proofErr w:type="spellStart"/>
+      <w:r>
+        <w:t>gray</w:t>
+      </w:r>
+      <w:proofErr w:type="spellEnd"/>
+      <w:r>
+        <w:t>;</w:t>
+      </w:r>
+    </w:p>
+    <w:p>
+      <w:r>
+        <w:t>}</w:t>
+      </w:r>
+    </w:p>
+    <w:p/>
+    <w:p>
+      <w:r>
+        <w:t>/* Checkbox Styles */</w:t>
+      </w:r>
+    </w:p>
+    <w:p>
+      <w:r>
+        <w:t>.checkbox {</w:t>
+      </w:r>
+    </w:p>
+    <w:p>
+      <w:r>
+        <w:t xml:space="preserve">  </w:t>
+      </w:r>
+      <w:proofErr w:type="gramStart"/>
+      <w:r>
+        <w:t>position</w:t>
+      </w:r>
+      <w:proofErr w:type="gramEnd"/>
+      <w:r>
+        <w:t>: relative;</w:t>
+      </w:r>
+    </w:p>
+    <w:p>
+      <w:r>
+        <w:t xml:space="preserve">  </w:t>
+      </w:r>
+      <w:proofErr w:type="gramStart"/>
+      <w:r>
+        <w:t>display</w:t>
+      </w:r>
+      <w:proofErr w:type="gramEnd"/>
+      <w:r>
+        <w:t>: inline-block;</w:t>
+      </w:r>
+    </w:p>
+    <w:p>
+      <w:r>
+        <w:t xml:space="preserve">  </w:t>
+      </w:r>
+      <w:proofErr w:type="gramStart"/>
+      <w:r>
+        <w:t>width</w:t>
+      </w:r>
+      <w:proofErr w:type="gramEnd"/>
+      <w:r>
+        <w:t>: 20px;</w:t>
+      </w:r>
+    </w:p>
+    <w:p>
+      <w:r>
+        <w:t xml:space="preserve">  </w:t>
+      </w:r>
+      <w:proofErr w:type="gramStart"/>
+      <w:r>
+        <w:t>height</w:t>
+      </w:r>
+      <w:proofErr w:type="gramEnd"/>
+      <w:r>
+        <w:t>: 20px;</w:t>
+      </w:r>
+    </w:p>
+    <w:p>
+      <w:r>
+        <w:t>}</w:t>
+      </w:r>
+    </w:p>
+    <w:p/>
+    <w:p>
+      <w:r>
+        <w:t>.checkbox input {</w:t>
+      </w:r>
+    </w:p>
+    <w:p>
+      <w:r>
+        <w:t xml:space="preserve">  </w:t>
+      </w:r>
+      <w:proofErr w:type="gramStart"/>
+      <w:r>
+        <w:t>opacity</w:t>
+      </w:r>
+      <w:proofErr w:type="gramEnd"/>
+      <w:r>
+        <w:t>: 0;</w:t>
+      </w:r>
+    </w:p>
+    <w:p>
+      <w:r>
+        <w:t xml:space="preserve">  </w:t>
+      </w:r>
+      <w:proofErr w:type="gramStart"/>
+      <w:r>
+        <w:t>width</w:t>
+      </w:r>
+      <w:proofErr w:type="gramEnd"/>
+      <w:r>
+        <w:t>: 0;</w:t>
+      </w:r>
+    </w:p>
+    <w:p>
+      <w:r>
+        <w:t xml:space="preserve">  </w:t>
+      </w:r>
+      <w:proofErr w:type="gramStart"/>
+      <w:r>
+        <w:t>height</w:t>
+      </w:r>
+      <w:proofErr w:type="gramEnd"/>
+      <w:r>
+        <w:t>: 0;</w:t>
+      </w:r>
+    </w:p>
+    <w:p>
+      <w:r>
+        <w:t>}</w:t>
+      </w:r>
+    </w:p>
+    <w:p/>
+    <w:p>
+      <w:r>
+        <w:t>.checkmark {</w:t>
+      </w:r>
+    </w:p>
+    <w:p>
+      <w:r>
+        <w:t xml:space="preserve">  </w:t>
+      </w:r>
+      <w:proofErr w:type="gramStart"/>
+      <w:r>
+        <w:t>position</w:t>
+      </w:r>
+      <w:proofErr w:type="gramEnd"/>
+      <w:r>
+        <w:t>: absolute;</w:t>
+      </w:r>
+    </w:p>
+    <w:p>
+      <w:r>
+        <w:t xml:space="preserve">  </w:t>
+      </w:r>
+      <w:proofErr w:type="gramStart"/>
+      <w:r>
+        <w:t>top</w:t>
+      </w:r>
+      <w:proofErr w:type="gramEnd"/>
+      <w:r>
+        <w:t>: 0;</w:t>
+      </w:r>
+    </w:p>
+    <w:p>
+      <w:r>
+        <w:t xml:space="preserve">  </w:t>
+      </w:r>
+      <w:proofErr w:type="gramStart"/>
+      <w:r>
+        <w:t>left</w:t>
+      </w:r>
+      <w:proofErr w:type="gramEnd"/>
+      <w:r>
+        <w:t>: 0;</w:t>
+      </w:r>
+    </w:p>
+    <w:p>
+      <w:r>
+        <w:t xml:space="preserve">  </w:t>
+      </w:r>
+      <w:proofErr w:type="gramStart"/>
+      <w:r>
+        <w:t>height</w:t>
+      </w:r>
+      <w:proofErr w:type="gramEnd"/>
+      <w:r>
+        <w:t>: 20px;</w:t>
+      </w:r>
+    </w:p>
+    <w:p>
+      <w:r>
+        <w:t xml:space="preserve">  </w:t>
+      </w:r>
+      <w:proofErr w:type="gramStart"/>
+      <w:r>
+        <w:t>width</w:t>
+      </w:r>
+      <w:proofErr w:type="gramEnd"/>
+      <w:r>
+        <w:t>: 20px;</w:t>
+      </w:r>
+    </w:p>
+    <w:p>
+      <w:r>
+        <w:t xml:space="preserve">  </w:t>
+      </w:r>
+      <w:proofErr w:type="gramStart"/>
+      <w:r>
+        <w:t>background-</w:t>
+      </w:r>
+      <w:proofErr w:type="spellStart"/>
+      <w:r>
+        <w:t>color</w:t>
+      </w:r>
+      <w:proofErr w:type="spellEnd"/>
+      <w:proofErr w:type="gramEnd"/>
+      <w:r>
+        <w:t>: #</w:t>
+      </w:r>
+      <w:proofErr w:type="spellStart"/>
+      <w:r>
+        <w:t>eee</w:t>
+      </w:r>
+      <w:proofErr w:type="spellEnd"/>
+      <w:r>
+        <w:t>;</w:t>
+      </w:r>
+    </w:p>
+    <w:p>
+      <w:r>
+        <w:t xml:space="preserve">  </w:t>
+      </w:r>
+      <w:proofErr w:type="gramStart"/>
+      <w:r>
+        <w:t>border</w:t>
+      </w:r>
+      <w:proofErr w:type="gramEnd"/>
+      <w:r>
+        <w:t>: 2px solid #ccc;</w:t>
+      </w:r>
+    </w:p>
+    <w:p>
+      <w:r>
+        <w:t xml:space="preserve">  </w:t>
+      </w:r>
+      <w:proofErr w:type="gramStart"/>
+      <w:r>
+        <w:t>border-radius</w:t>
+      </w:r>
+      <w:proofErr w:type="gramEnd"/>
+      <w:r>
+        <w:t>: 4px;</w:t>
+      </w:r>
+    </w:p>
+    <w:p>
+      <w:r>
+        <w:t>}</w:t>
+      </w:r>
+    </w:p>
+    <w:p/>
+    <w:p>
+      <w:r>
+        <w:t xml:space="preserve">.checkbox </w:t>
+      </w:r>
+      <w:proofErr w:type="spellStart"/>
+      <w:r>
+        <w:t>input</w:t>
+      </w:r>
+      <w:proofErr w:type="gramStart"/>
+      <w:r>
+        <w:t>:checked</w:t>
+      </w:r>
+      <w:proofErr w:type="spellEnd"/>
+      <w:proofErr w:type="gramEnd"/>
+      <w:r>
+        <w:t xml:space="preserve"> ~ .checkmark {</w:t>
+      </w:r>
+    </w:p>
+    <w:p>
+      <w:r>
+        <w:t xml:space="preserve">  </w:t>
+      </w:r>
+      <w:proofErr w:type="gramStart"/>
+      <w:r>
+        <w:t>background-</w:t>
+      </w:r>
+      <w:proofErr w:type="spellStart"/>
+      <w:r>
+        <w:t>color</w:t>
+      </w:r>
+      <w:proofErr w:type="spellEnd"/>
+      <w:proofErr w:type="gramEnd"/>
+      <w:r>
+        <w:t>: #4caf50;</w:t>
+      </w:r>
+    </w:p>
+    <w:p>
+      <w:r>
+        <w:t xml:space="preserve">  </w:t>
+      </w:r>
+      <w:proofErr w:type="gramStart"/>
+      <w:r>
+        <w:t>border-</w:t>
+      </w:r>
+      <w:proofErr w:type="spellStart"/>
+      <w:r>
+        <w:t>color</w:t>
+      </w:r>
+      <w:proofErr w:type="spellEnd"/>
+      <w:proofErr w:type="gramEnd"/>
+      <w:r>
+        <w:t>: #4caf50;</w:t>
+      </w:r>
+    </w:p>
+    <w:p>
+      <w:r>
+        <w:t>}</w:t>
+      </w:r>
+    </w:p>
+    <w:p/>
+    <w:p>
+      <w:r>
+        <w:t xml:space="preserve">.checkbox </w:t>
+      </w:r>
+      <w:proofErr w:type="spellStart"/>
+      <w:r>
+        <w:t>input</w:t>
+      </w:r>
+      <w:proofErr w:type="gramStart"/>
+      <w:r>
+        <w:t>:checked</w:t>
+      </w:r>
+      <w:proofErr w:type="spellEnd"/>
+      <w:proofErr w:type="gramEnd"/>
+      <w:r>
+        <w:t xml:space="preserve"> ~ .checkmark::after {</w:t>
+      </w:r>
+    </w:p>
+    <w:p>
+      <w:r>
+        <w:t xml:space="preserve">  </w:t>
+      </w:r>
+      <w:proofErr w:type="gramStart"/>
+      <w:r>
+        <w:t>content</w:t>
+      </w:r>
+      <w:proofErr w:type="gramEnd"/>
+      <w:r>
+        <w:t>: "</w:t>
+      </w:r>
+      <w:r>
+        <w:rPr>
+          <w:rFonts w:ascii="Segoe UI Symbol" w:hAnsi="Segoe UI Symbol" w:cs="Segoe UI Symbol"/>
+        </w:rPr>
+        <w:t>✓</w:t>
+      </w:r>
+      <w:r>
+        <w:t>";</w:t>
+      </w:r>
+    </w:p>
+    <w:p>
+      <w:r>
+        <w:t xml:space="preserve">  </w:t>
+      </w:r>
+      <w:proofErr w:type="spellStart"/>
+      <w:proofErr w:type="gramStart"/>
+      <w:r>
+        <w:t>color</w:t>
+      </w:r>
+      <w:proofErr w:type="spellEnd"/>
+      <w:proofErr w:type="gramEnd"/>
+      <w:r>
+        <w:t>: white;</w:t>
+      </w:r>
+    </w:p>
+    <w:p>
+      <w:r>
+        <w:t xml:space="preserve">  </w:t>
+      </w:r>
+      <w:proofErr w:type="gramStart"/>
+      <w:r>
+        <w:t>position</w:t>
+      </w:r>
+      <w:proofErr w:type="gramEnd"/>
+      <w:r>
+        <w:t>: absolute;</w:t>
+      </w:r>
+    </w:p>
+    <w:p>
+      <w:r>
+        <w:t xml:space="preserve">  </w:t>
+      </w:r>
+      <w:proofErr w:type="gramStart"/>
+      <w:r>
+        <w:t>top</w:t>
+      </w:r>
+      <w:proofErr w:type="gramEnd"/>
+      <w:r>
+        <w:t>: 0;</w:t>
+      </w:r>
+    </w:p>
+    <w:p>
+      <w:r>
+        <w:t xml:space="preserve">  </w:t>
+      </w:r>
+      <w:proofErr w:type="gramStart"/>
+      <w:r>
+        <w:t>left</w:t>
+      </w:r>
+      <w:proofErr w:type="gramEnd"/>
+      <w:r>
+        <w:t>: 4px;</w:t>
+      </w:r>
+    </w:p>
+    <w:p>
+      <w:r>
+        <w:t xml:space="preserve">  </w:t>
+      </w:r>
+      <w:proofErr w:type="gramStart"/>
+      <w:r>
+        <w:t>font-size</w:t>
+      </w:r>
+      <w:proofErr w:type="gramEnd"/>
+      <w:r>
+        <w:t>: 16px;</w:t>
+      </w:r>
+    </w:p>
+    <w:p>
+      <w:r>
+        <w:t>}</w:t>
+      </w:r>
+    </w:p>
+    <w:p>
+      <w:proofErr w:type="gramStart"/>
+      <w:r>
+        <w:t>import</w:t>
+      </w:r>
+      <w:proofErr w:type="gramEnd"/>
+      <w:r>
+        <w:t xml:space="preserve"> { </w:t>
+      </w:r>
+      <w:proofErr w:type="spellStart"/>
+      <w:r>
+        <w:t>TodoNavbar</w:t>
+      </w:r>
+      <w:proofErr w:type="spellEnd"/>
+      <w:r>
+        <w:t xml:space="preserve"> } from '../../components/</w:t>
+      </w:r>
+      <w:proofErr w:type="spellStart"/>
+      <w:r>
+        <w:t>Navbar</w:t>
+      </w:r>
+      <w:proofErr w:type="spellEnd"/>
+      <w:r>
+        <w:t>';</w:t>
+      </w:r>
+    </w:p>
+    <w:p>
+      <w:proofErr w:type="gramStart"/>
+      <w:r>
+        <w:t>import</w:t>
+      </w:r>
+      <w:proofErr w:type="gramEnd"/>
+      <w:r>
+        <w:t xml:space="preserve"> React, { </w:t>
+      </w:r>
+      <w:proofErr w:type="spellStart"/>
+      <w:r>
+        <w:t>useState</w:t>
+      </w:r>
+      <w:proofErr w:type="spellEnd"/>
+      <w:r>
+        <w:t xml:space="preserve">, </w:t>
+      </w:r>
+      <w:proofErr w:type="spellStart"/>
+      <w:r>
+        <w:t>useEffect</w:t>
+      </w:r>
+      <w:proofErr w:type="spellEnd"/>
+      <w:r>
+        <w:t xml:space="preserve"> } from 'react';</w:t>
+      </w:r>
+    </w:p>
+    <w:p/>
+    <w:p>
+      <w:proofErr w:type="gramStart"/>
+      <w:r>
+        <w:t>interface</w:t>
+      </w:r>
+      <w:proofErr w:type="gramEnd"/>
+      <w:r>
+        <w:t xml:space="preserve"> Task {</w:t>
+      </w:r>
+    </w:p>
+    <w:p>
+      <w:r>
+        <w:t xml:space="preserve">  </w:t>
+      </w:r>
+      <w:proofErr w:type="gramStart"/>
+      <w:r>
+        <w:t>id</w:t>
+      </w:r>
+      <w:proofErr w:type="gramEnd"/>
+      <w:r>
+        <w:t>: number;</w:t>
+      </w:r>
+    </w:p>
+    <w:p>
+      <w:r>
+        <w:t xml:space="preserve">  </w:t>
+      </w:r>
+      <w:proofErr w:type="gramStart"/>
+      <w:r>
+        <w:t>text</w:t>
+      </w:r>
+      <w:proofErr w:type="gramEnd"/>
+      <w:r>
+        <w:t>: string;</w:t>
+      </w:r>
+    </w:p>
+    <w:p>
+      <w:r>
+        <w:t xml:space="preserve">  </w:t>
+      </w:r>
+      <w:proofErr w:type="gramStart"/>
+      <w:r>
+        <w:t>completed</w:t>
+      </w:r>
+      <w:proofErr w:type="gramEnd"/>
+      <w:r>
+        <w:t xml:space="preserve">: </w:t>
+      </w:r>
+      <w:proofErr w:type="spellStart"/>
+      <w:r>
+        <w:t>boolean</w:t>
+      </w:r>
+      <w:proofErr w:type="spellEnd"/>
+      <w:r>
+        <w:t>;</w:t>
+      </w:r>
+    </w:p>
+    <w:p>
+      <w:r>
+        <w:t>}</w:t>
+      </w:r>
+    </w:p>
+    <w:p/>
+    <w:p>
+      <w:proofErr w:type="gramStart"/>
+      <w:r>
+        <w:t>function</w:t>
+      </w:r>
+      <w:proofErr w:type="gramEnd"/>
+      <w:r>
+        <w:t xml:space="preserve"> </w:t>
+      </w:r>
+      <w:proofErr w:type="spellStart"/>
+      <w:r>
+        <w:t>Todo</w:t>
+      </w:r>
+      <w:proofErr w:type="spellEnd"/>
+      <w:r>
+        <w:t>() {</w:t>
+      </w:r>
+    </w:p>
+    <w:p>
+      <w:r>
+        <w:t xml:space="preserve">  </w:t>
+      </w:r>
+      <w:proofErr w:type="spellStart"/>
+      <w:proofErr w:type="gramStart"/>
+      <w:r>
+        <w:t>const</w:t>
+      </w:r>
+      <w:proofErr w:type="spellEnd"/>
+      <w:proofErr w:type="gramEnd"/>
+      <w:r>
+        <w:t xml:space="preserve"> [task, </w:t>
+      </w:r>
+      <w:proofErr w:type="spellStart"/>
+      <w:r>
+        <w:t>setTask</w:t>
+      </w:r>
+      <w:proofErr w:type="spellEnd"/>
+      <w:r>
+        <w:t xml:space="preserve">] = </w:t>
+      </w:r>
+      <w:proofErr w:type="spellStart"/>
+      <w:r>
+        <w:t>useState</w:t>
+      </w:r>
+      <w:proofErr w:type="spellEnd"/>
+      <w:r>
+        <w:t>('');</w:t>
+      </w:r>
+    </w:p>
+    <w:p>
+      <w:r>
+        <w:t xml:space="preserve">  </w:t>
+      </w:r>
+      <w:proofErr w:type="spellStart"/>
+      <w:proofErr w:type="gramStart"/>
+      <w:r>
+        <w:t>const</w:t>
+      </w:r>
+      <w:proofErr w:type="spellEnd"/>
+      <w:proofErr w:type="gramEnd"/>
+      <w:r>
+        <w:t xml:space="preserve"> [tasks, </w:t>
+      </w:r>
+      <w:proofErr w:type="spellStart"/>
+      <w:r>
+        <w:t>setTasks</w:t>
+      </w:r>
+      <w:proofErr w:type="spellEnd"/>
+      <w:r>
+        <w:t xml:space="preserve">] = </w:t>
+      </w:r>
+      <w:proofErr w:type="spellStart"/>
+      <w:r>
+        <w:t>useState</w:t>
+      </w:r>
+      <w:proofErr w:type="spellEnd"/>
+      <w:r>
+        <w:t>&lt;Task[]&gt;([]);</w:t>
+      </w:r>
+    </w:p>
+    <w:p/>
+    <w:p>
+      <w:r>
+        <w:t xml:space="preserve">  // </w:t>
+      </w:r>
+      <w:r>
+        <w:rPr>
+          <w:rFonts w:ascii="Segoe UI Symbol" w:hAnsi="Segoe UI Symbol" w:cs="Segoe UI Symbol"/>
+        </w:rPr>
+        <w:t>🔄</w:t>
+      </w:r>
+      <w:r>
+        <w:t xml:space="preserve"> Load tasks from </w:t>
+      </w:r>
+      <w:proofErr w:type="spellStart"/>
+      <w:r>
+        <w:t>localStorage</w:t>
+      </w:r>
+      <w:proofErr w:type="spellEnd"/>
+      <w:r>
+        <w:t xml:space="preserve"> on mount</w:t>
+      </w:r>
+    </w:p>
+    <w:p>
+      <w:r>
+        <w:t xml:space="preserve">  </w:t>
+      </w:r>
+      <w:proofErr w:type="spellStart"/>
+      <w:proofErr w:type="gramStart"/>
+      <w:r>
+        <w:t>useEffect</w:t>
+      </w:r>
+      <w:proofErr w:type="spellEnd"/>
+      <w:r>
+        <w:t>(</w:t>
+      </w:r>
+      <w:proofErr w:type="gramEnd"/>
+      <w:r>
+        <w:t>() =&gt; {</w:t>
+      </w:r>
+    </w:p>
+    <w:p>
+      <w:r>
+        <w:t xml:space="preserve">    </w:t>
+      </w:r>
+      <w:proofErr w:type="spellStart"/>
+      <w:proofErr w:type="gramStart"/>
+      <w:r>
+        <w:t>const</w:t>
+      </w:r>
+      <w:proofErr w:type="spellEnd"/>
+      <w:proofErr w:type="gramEnd"/>
+      <w:r>
+        <w:t xml:space="preserve"> stored = </w:t>
+      </w:r>
+      <w:proofErr w:type="spellStart"/>
+      <w:r>
+        <w:t>localStorage.getItem</w:t>
+      </w:r>
+      <w:proofErr w:type="spellEnd"/>
+      <w:r>
+        <w:t>('tasks');</w:t>
+      </w:r>
+    </w:p>
+    <w:p>
+      <w:r>
+        <w:t xml:space="preserve">    </w:t>
+      </w:r>
+      <w:proofErr w:type="gramStart"/>
+      <w:r>
+        <w:t>if</w:t>
+      </w:r>
+      <w:proofErr w:type="gramEnd"/>
+      <w:r>
+        <w:t xml:space="preserve"> (stored) </w:t>
+      </w:r>
+      <w:proofErr w:type="spellStart"/>
+      <w:r>
+        <w:t>setTasks</w:t>
+      </w:r>
+      <w:proofErr w:type="spellEnd"/>
+      <w:r>
+        <w:t>(</w:t>
+      </w:r>
+      <w:proofErr w:type="spellStart"/>
+      <w:r>
+        <w:t>JSON.parse</w:t>
+      </w:r>
+      <w:proofErr w:type="spellEnd"/>
+      <w:r>
+        <w:t>(stored));</w:t>
+      </w:r>
+    </w:p>
+    <w:p>
+      <w:r>
+        <w:t xml:space="preserve">  }, []);</w:t>
+      </w:r>
+    </w:p>
+    <w:p/>
+    <w:p>
+      <w:r>
+        <w:t xml:space="preserve">  // </w:t>
+      </w:r>
+      <w:r>
+        <w:rPr>
+          <w:rFonts w:ascii="Segoe UI Symbol" w:hAnsi="Segoe UI Symbol" w:cs="Segoe UI Symbol"/>
+        </w:rPr>
+        <w:t>💾</w:t>
+      </w:r>
+      <w:r>
+        <w:t xml:space="preserve"> Save tasks to </w:t>
+      </w:r>
+      <w:proofErr w:type="spellStart"/>
+      <w:r>
+        <w:t>localStorage</w:t>
+      </w:r>
+      <w:proofErr w:type="spellEnd"/>
+      <w:r>
+        <w:t xml:space="preserve"> whenever they change</w:t>
+      </w:r>
+    </w:p>
+    <w:p>
+      <w:r>
+        <w:t xml:space="preserve">  </w:t>
+      </w:r>
+      <w:proofErr w:type="spellStart"/>
+      <w:proofErr w:type="gramStart"/>
+      <w:r>
+        <w:t>useEffect</w:t>
+      </w:r>
+      <w:proofErr w:type="spellEnd"/>
+      <w:r>
+        <w:t>(</w:t>
+      </w:r>
+      <w:proofErr w:type="gramEnd"/>
+      <w:r>
+        <w:t>() =&gt; {</w:t>
+      </w:r>
+    </w:p>
+    <w:p>
+      <w:r>
+        <w:t xml:space="preserve">    </w:t>
+      </w:r>
+      <w:proofErr w:type="spellStart"/>
+      <w:proofErr w:type="gramStart"/>
+      <w:r>
+        <w:t>localStorage.setItem</w:t>
+      </w:r>
+      <w:proofErr w:type="spellEnd"/>
+      <w:r>
+        <w:t>(</w:t>
+      </w:r>
+      <w:proofErr w:type="gramEnd"/>
+      <w:r>
+        <w:t xml:space="preserve">'tasks', </w:t>
+      </w:r>
+      <w:proofErr w:type="spellStart"/>
+      <w:r>
+        <w:t>JSON.stringify</w:t>
+      </w:r>
+      <w:proofErr w:type="spellEnd"/>
+      <w:r>
+        <w:t>(tasks));</w:t>
+      </w:r>
+    </w:p>
+    <w:p>
+      <w:r>
+        <w:t xml:space="preserve">  }, [tasks]);</w:t>
+      </w:r>
+    </w:p>
+    <w:p/>
+    <w:p>
+      <w:r>
+        <w:t xml:space="preserve">  </w:t>
+      </w:r>
+      <w:proofErr w:type="spellStart"/>
+      <w:proofErr w:type="gramStart"/>
+      <w:r>
+        <w:t>const</w:t>
+      </w:r>
+      <w:proofErr w:type="spellEnd"/>
+      <w:proofErr w:type="gramEnd"/>
+      <w:r>
+        <w:t xml:space="preserve"> </w:t>
+      </w:r>
+      <w:proofErr w:type="spellStart"/>
+      <w:r>
+        <w:t>addTask</w:t>
+      </w:r>
+      <w:proofErr w:type="spellEnd"/>
+      <w:r>
+        <w:t xml:space="preserve"> = () =&gt; {</w:t>
+      </w:r>
+    </w:p>
+    <w:p>
+      <w:r>
+        <w:t xml:space="preserve">    </w:t>
+      </w:r>
+      <w:proofErr w:type="gramStart"/>
+      <w:r>
+        <w:t>if</w:t>
+      </w:r>
+      <w:proofErr w:type="gramEnd"/>
+      <w:r>
+        <w:t xml:space="preserve"> (</w:t>
+      </w:r>
+      <w:proofErr w:type="spellStart"/>
+      <w:r>
+        <w:t>task.trim</w:t>
+      </w:r>
+      <w:proofErr w:type="spellEnd"/>
+      <w:r>
+        <w:t>() === '') return;</w:t>
+      </w:r>
+    </w:p>
+    <w:p>
+      <w:r>
+        <w:t xml:space="preserve">    </w:t>
+      </w:r>
+      <w:proofErr w:type="spellStart"/>
+      <w:proofErr w:type="gramStart"/>
+      <w:r>
+        <w:t>const</w:t>
+      </w:r>
+      <w:proofErr w:type="spellEnd"/>
+      <w:proofErr w:type="gramEnd"/>
+      <w:r>
+        <w:t xml:space="preserve"> </w:t>
+      </w:r>
+      <w:proofErr w:type="spellStart"/>
+      <w:r>
+        <w:t>newTask</w:t>
+      </w:r>
+      <w:proofErr w:type="spellEnd"/>
+      <w:r>
+        <w:t>: Task = {</w:t>
+      </w:r>
+    </w:p>
+    <w:p>
+      <w:r>
+        <w:t xml:space="preserve">      </w:t>
+      </w:r>
+      <w:proofErr w:type="gramStart"/>
+      <w:r>
+        <w:t>id</w:t>
+      </w:r>
+      <w:proofErr w:type="gramEnd"/>
+      <w:r>
+        <w:t xml:space="preserve">: </w:t>
+      </w:r>
+      <w:proofErr w:type="spellStart"/>
+      <w:r>
+        <w:t>Date.now</w:t>
+      </w:r>
+      <w:proofErr w:type="spellEnd"/>
+      <w:r>
+        <w:t>(),</w:t>
+      </w:r>
+    </w:p>
+    <w:p>
+      <w:r>
+        <w:t xml:space="preserve">      </w:t>
+      </w:r>
+      <w:proofErr w:type="gramStart"/>
+      <w:r>
+        <w:t>text</w:t>
+      </w:r>
+      <w:proofErr w:type="gramEnd"/>
+      <w:r>
+        <w:t>: task,</w:t>
+      </w:r>
+    </w:p>
+    <w:p>
+      <w:r>
+        <w:t xml:space="preserve">      </w:t>
+      </w:r>
+      <w:proofErr w:type="gramStart"/>
+      <w:r>
+        <w:t>completed</w:t>
+      </w:r>
+      <w:proofErr w:type="gramEnd"/>
+      <w:r>
+        <w:t>: false,</w:t>
+      </w:r>
+    </w:p>
+    <w:p>
+      <w:r>
+        <w:t xml:space="preserve">    };</w:t>
+      </w:r>
+    </w:p>
+    <w:p>
+      <w:r>
+        <w:t xml:space="preserve">    </w:t>
+      </w:r>
+      <w:proofErr w:type="spellStart"/>
+      <w:proofErr w:type="gramStart"/>
+      <w:r>
+        <w:t>setTasks</w:t>
+      </w:r>
+      <w:proofErr w:type="spellEnd"/>
+      <w:r>
+        <w:t>(</w:t>
+      </w:r>
+      <w:proofErr w:type="spellStart"/>
+      <w:proofErr w:type="gramEnd"/>
+      <w:r>
+        <w:t>prev</w:t>
+      </w:r>
+      <w:proofErr w:type="spellEnd"/>
+      <w:r>
+        <w:t xml:space="preserve"> =&gt; [...</w:t>
+      </w:r>
+      <w:proofErr w:type="spellStart"/>
+      <w:r>
+        <w:t>prev</w:t>
+      </w:r>
+      <w:proofErr w:type="spellEnd"/>
+      <w:r>
+        <w:t xml:space="preserve">, </w:t>
+      </w:r>
+      <w:proofErr w:type="spellStart"/>
+      <w:r>
+        <w:t>newTask</w:t>
+      </w:r>
+      <w:proofErr w:type="spellEnd"/>
+      <w:r>
+        <w:t>]);</w:t>
+      </w:r>
+    </w:p>
+    <w:p>
+      <w:r>
+        <w:t xml:space="preserve">    </w:t>
+      </w:r>
+      <w:proofErr w:type="spellStart"/>
+      <w:proofErr w:type="gramStart"/>
+      <w:r>
+        <w:t>setTask</w:t>
+      </w:r>
+      <w:proofErr w:type="spellEnd"/>
+      <w:r>
+        <w:t>(</w:t>
+      </w:r>
+      <w:proofErr w:type="gramEnd"/>
+      <w:r>
+        <w:t>'');</w:t>
+      </w:r>
+    </w:p>
+    <w:p>
+      <w:r>
+        <w:t xml:space="preserve">  };</w:t>
+      </w:r>
+    </w:p>
+    <w:p/>
+    <w:p>
+      <w:r>
+        <w:t xml:space="preserve">  </w:t>
+      </w:r>
+      <w:proofErr w:type="spellStart"/>
+      <w:proofErr w:type="gramStart"/>
+      <w:r>
+        <w:t>const</w:t>
+      </w:r>
+      <w:proofErr w:type="spellEnd"/>
+      <w:proofErr w:type="gramEnd"/>
+      <w:r>
+        <w:t xml:space="preserve"> </w:t>
+      </w:r>
+      <w:proofErr w:type="spellStart"/>
+      <w:r>
+        <w:t>toggleComplete</w:t>
+      </w:r>
+      <w:proofErr w:type="spellEnd"/>
+      <w:r>
+        <w:t xml:space="preserve"> = (id: number) =&gt; {</w:t>
+      </w:r>
+    </w:p>
+    <w:p>
+      <w:r>
+        <w:t xml:space="preserve">    </w:t>
+      </w:r>
+      <w:proofErr w:type="spellStart"/>
+      <w:proofErr w:type="gramStart"/>
+      <w:r>
+        <w:t>setTasks</w:t>
+      </w:r>
+      <w:proofErr w:type="spellEnd"/>
+      <w:r>
+        <w:t>(</w:t>
+      </w:r>
+      <w:proofErr w:type="spellStart"/>
+      <w:proofErr w:type="gramEnd"/>
+      <w:r>
+        <w:t>prev</w:t>
+      </w:r>
+      <w:proofErr w:type="spellEnd"/>
+      <w:r>
+        <w:t xml:space="preserve"> =&gt;</w:t>
+      </w:r>
+    </w:p>
+    <w:p>
+      <w:r>
+        <w:t xml:space="preserve">      </w:t>
+      </w:r>
+      <w:proofErr w:type="spellStart"/>
+      <w:proofErr w:type="gramStart"/>
+      <w:r>
+        <w:t>prev.map</w:t>
+      </w:r>
+      <w:proofErr w:type="spellEnd"/>
+      <w:r>
+        <w:t>(</w:t>
+      </w:r>
+      <w:proofErr w:type="gramEnd"/>
+      <w:r>
+        <w:t>t =&gt;</w:t>
+      </w:r>
+    </w:p>
+    <w:p>
+      <w:r>
+        <w:t xml:space="preserve">        t.id === </w:t>
+      </w:r>
+      <w:proofErr w:type="gramStart"/>
+      <w:r>
+        <w:t>id ?</w:t>
+      </w:r>
+      <w:proofErr w:type="gramEnd"/>
+      <w:r>
+        <w:t xml:space="preserve"> </w:t>
+      </w:r>
+      <w:proofErr w:type="gramStart"/>
+      <w:r>
+        <w:t>{ ...</w:t>
+      </w:r>
+      <w:proofErr w:type="gramEnd"/>
+      <w:r>
+        <w:t>t, completed: !</w:t>
+      </w:r>
+      <w:proofErr w:type="spellStart"/>
+      <w:r>
+        <w:t>t.completed</w:t>
+      </w:r>
+      <w:proofErr w:type="spellEnd"/>
+      <w:r>
+        <w:t xml:space="preserve"> } : t</w:t>
+      </w:r>
+    </w:p>
+    <w:p>
+      <w:r>
+        <w:t xml:space="preserve">      )</w:t>
+      </w:r>
+    </w:p>
+    <w:p>
+      <w:r>
+        <w:t xml:space="preserve">    );</w:t>
+      </w:r>
+    </w:p>
+    <w:p>
+      <w:r>
+        <w:t xml:space="preserve">  };</w:t>
+      </w:r>
+    </w:p>
+    <w:p/>
+    <w:p>
+      <w:r>
+        <w:t xml:space="preserve">  </w:t>
+      </w:r>
+      <w:proofErr w:type="spellStart"/>
+      <w:proofErr w:type="gramStart"/>
+      <w:r>
+        <w:t>const</w:t>
+      </w:r>
+      <w:proofErr w:type="spellEnd"/>
+      <w:proofErr w:type="gramEnd"/>
+      <w:r>
+        <w:t xml:space="preserve"> </w:t>
+      </w:r>
+      <w:proofErr w:type="spellStart"/>
+      <w:r>
+        <w:t>removeTask</w:t>
+      </w:r>
+      <w:proofErr w:type="spellEnd"/>
+      <w:r>
+        <w:t xml:space="preserve"> = (id: number) =&gt; {</w:t>
+      </w:r>
+    </w:p>
+    <w:p>
+      <w:r>
+        <w:t xml:space="preserve">    </w:t>
+      </w:r>
+      <w:proofErr w:type="spellStart"/>
+      <w:proofErr w:type="gramStart"/>
+      <w:r>
+        <w:t>setTasks</w:t>
+      </w:r>
+      <w:proofErr w:type="spellEnd"/>
+      <w:r>
+        <w:t>(</w:t>
+      </w:r>
+      <w:proofErr w:type="spellStart"/>
+      <w:proofErr w:type="gramEnd"/>
+      <w:r>
+        <w:t>prev</w:t>
+      </w:r>
+      <w:proofErr w:type="spellEnd"/>
+      <w:r>
+        <w:t xml:space="preserve"> =&gt; </w:t>
+      </w:r>
+      <w:proofErr w:type="spellStart"/>
+      <w:r>
+        <w:t>prev.filter</w:t>
+      </w:r>
+      <w:proofErr w:type="spellEnd"/>
+      <w:r>
+        <w:t>(t =&gt; t.id !== id));</w:t>
+      </w:r>
+    </w:p>
+    <w:p>
+      <w:r>
+        <w:t xml:space="preserve">  };</w:t>
+      </w:r>
+    </w:p>
+    <w:p/>
+    <w:p>
+      <w:r>
+        <w:t xml:space="preserve">  </w:t>
+      </w:r>
+      <w:proofErr w:type="gramStart"/>
+      <w:r>
+        <w:t>return</w:t>
+      </w:r>
+      <w:proofErr w:type="gramEnd"/>
+      <w:r>
+        <w:t xml:space="preserve"> (</w:t>
+      </w:r>
+    </w:p>
+    <w:p>
+      <w:r>
+        <w:t xml:space="preserve">    &lt;&gt;</w:t>
+      </w:r>
+    </w:p>
+    <w:p>
+      <w:r>
+        <w:t xml:space="preserve">      &lt;</w:t>
+      </w:r>
+      <w:proofErr w:type="spellStart"/>
+      <w:r>
+        <w:t>TodoNavbar</w:t>
+      </w:r>
+      <w:proofErr w:type="spellEnd"/>
+      <w:r>
+        <w:t xml:space="preserve"> /&gt;</w:t>
+      </w:r>
+    </w:p>
+    <w:p>
+      <w:r>
+        <w:t xml:space="preserve">      &lt;div </w:t>
+      </w:r>
+      <w:proofErr w:type="spellStart"/>
+      <w:r>
+        <w:t>className</w:t>
+      </w:r>
+      <w:proofErr w:type="spellEnd"/>
+      <w:r>
+        <w:t>="</w:t>
+      </w:r>
+      <w:proofErr w:type="spellStart"/>
+      <w:r>
+        <w:t>todo</w:t>
+      </w:r>
+      <w:proofErr w:type="spellEnd"/>
+      <w:r>
+        <w:t>-container"&gt;</w:t>
+      </w:r>
+    </w:p>
+    <w:p>
+      <w:r>
+        <w:t xml:space="preserve">        &lt;h1&gt;</w:t>
+      </w:r>
+      <w:r>
+        <w:rPr>
+          <w:rFonts w:ascii="Segoe UI Symbol" w:hAnsi="Segoe UI Symbol" w:cs="Segoe UI Symbol"/>
+        </w:rPr>
+        <w:t>📝</w:t>
+      </w:r>
+      <w:r>
+        <w:t xml:space="preserve"> My Tasks&lt;/h1&gt;</w:t>
+      </w:r>
+    </w:p>
+    <w:p/>
+    <w:p>
+      <w:r>
+        <w:t xml:space="preserve">        &lt;div </w:t>
+      </w:r>
+      <w:proofErr w:type="spellStart"/>
+      <w:r>
+        <w:t>className</w:t>
+      </w:r>
+      <w:proofErr w:type="spellEnd"/>
+      <w:r>
+        <w:t>="</w:t>
+      </w:r>
+      <w:proofErr w:type="spellStart"/>
+      <w:r>
+        <w:t>todo</w:t>
+      </w:r>
+      <w:proofErr w:type="spellEnd"/>
+      <w:r>
+        <w:t>-input"&gt;</w:t>
+      </w:r>
+    </w:p>
+    <w:p>
+      <w:r>
+        <w:t xml:space="preserve">          &lt;input</w:t>
+      </w:r>
+    </w:p>
+    <w:p>
+      <w:r>
+        <w:t xml:space="preserve">            </w:t>
+      </w:r>
+      <w:proofErr w:type="gramStart"/>
+      <w:r>
+        <w:t>type</w:t>
+      </w:r>
+      <w:proofErr w:type="gramEnd"/>
+      <w:r>
+        <w:t>="text"</w:t>
+      </w:r>
+    </w:p>
+    <w:p>
+      <w:r>
+        <w:t xml:space="preserve">            </w:t>
+      </w:r>
+      <w:proofErr w:type="gramStart"/>
+      <w:r>
+        <w:t>placeholder</w:t>
+      </w:r>
+      <w:proofErr w:type="gramEnd"/>
+      <w:r>
+        <w:t>="Add a task..."</w:t>
+      </w:r>
+    </w:p>
+    <w:p>
+      <w:r>
+        <w:t xml:space="preserve">            </w:t>
+      </w:r>
+      <w:proofErr w:type="gramStart"/>
+      <w:r>
+        <w:t>value</w:t>
+      </w:r>
+      <w:proofErr w:type="gramEnd"/>
+      <w:r>
+        <w:t>={task}</w:t>
+      </w:r>
+    </w:p>
+    <w:p>
+      <w:r>
+        <w:t xml:space="preserve">            </w:t>
+      </w:r>
+      <w:proofErr w:type="spellStart"/>
+      <w:proofErr w:type="gramStart"/>
+      <w:r>
+        <w:t>onChange</w:t>
+      </w:r>
+      <w:proofErr w:type="spellEnd"/>
+      <w:proofErr w:type="gramEnd"/>
+      <w:r>
+        <w:t xml:space="preserve">={e =&gt; </w:t>
+      </w:r>
+      <w:proofErr w:type="spellStart"/>
+      <w:r>
+        <w:t>setTask</w:t>
+      </w:r>
+      <w:proofErr w:type="spellEnd"/>
+      <w:r>
+        <w:t>(</w:t>
+      </w:r>
+      <w:proofErr w:type="spellStart"/>
+      <w:r>
+        <w:t>e.target.value</w:t>
+      </w:r>
+      <w:proofErr w:type="spellEnd"/>
+      <w:r>
+        <w:t>)}</w:t>
+      </w:r>
+    </w:p>
+    <w:p>
+      <w:r>
+        <w:t xml:space="preserve">          /&gt;</w:t>
+      </w:r>
+    </w:p>
+    <w:p>
+      <w:r>
+        <w:t xml:space="preserve">          &lt;button </w:t>
+      </w:r>
+      <w:proofErr w:type="spellStart"/>
+      <w:r>
+        <w:t>onClick</w:t>
+      </w:r>
+      <w:proofErr w:type="spellEnd"/>
+      <w:proofErr w:type="gramStart"/>
+      <w:r>
+        <w:t>={</w:t>
+      </w:r>
+      <w:proofErr w:type="spellStart"/>
+      <w:proofErr w:type="gramEnd"/>
+      <w:r>
+        <w:t>addTask</w:t>
+      </w:r>
+      <w:proofErr w:type="spellEnd"/>
+      <w:r>
+        <w:t>}&gt;Add&lt;/button&gt;</w:t>
+      </w:r>
+    </w:p>
+    <w:p>
+      <w:r>
+        <w:t xml:space="preserve">        &lt;/div&gt;</w:t>
+      </w:r>
+    </w:p>
+    <w:p/>
+    <w:p>
+      <w:r>
+        <w:t xml:space="preserve">        &lt;</w:t>
+      </w:r>
+      <w:proofErr w:type="spellStart"/>
+      <w:r>
+        <w:t>ul</w:t>
+      </w:r>
+      <w:proofErr w:type="spellEnd"/>
+      <w:r>
+        <w:t xml:space="preserve"> </w:t>
+      </w:r>
+      <w:proofErr w:type="spellStart"/>
+      <w:r>
+        <w:t>className</w:t>
+      </w:r>
+      <w:proofErr w:type="spellEnd"/>
+      <w:r>
+        <w:t>="</w:t>
+      </w:r>
+      <w:proofErr w:type="spellStart"/>
+      <w:r>
+        <w:t>todo</w:t>
+      </w:r>
+      <w:proofErr w:type="spellEnd"/>
+      <w:r>
+        <w:t>-list"&gt;</w:t>
+      </w:r>
+    </w:p>
+    <w:p>
+      <w:r>
+        <w:t xml:space="preserve">          {</w:t>
+      </w:r>
+      <w:proofErr w:type="spellStart"/>
+      <w:proofErr w:type="gramStart"/>
+      <w:r>
+        <w:t>tasks.map</w:t>
+      </w:r>
+      <w:proofErr w:type="spellEnd"/>
+      <w:r>
+        <w:t>(</w:t>
+      </w:r>
+      <w:proofErr w:type="gramEnd"/>
+      <w:r>
+        <w:t>t =&gt; (</w:t>
+      </w:r>
+    </w:p>
+    <w:p>
+      <w:r>
+        <w:t xml:space="preserve">            &lt;li key</w:t>
+      </w:r>
+      <w:proofErr w:type="gramStart"/>
+      <w:r>
+        <w:t>={</w:t>
+      </w:r>
+      <w:proofErr w:type="gramEnd"/>
+      <w:r>
+        <w:t xml:space="preserve">t.id} </w:t>
+      </w:r>
+      <w:proofErr w:type="spellStart"/>
+      <w:r>
+        <w:t>className</w:t>
+      </w:r>
+      <w:proofErr w:type="spellEnd"/>
+      <w:r>
+        <w:t>={`task-item ${</w:t>
+      </w:r>
+      <w:proofErr w:type="spellStart"/>
+      <w:r>
+        <w:t>t.completed</w:t>
+      </w:r>
+      <w:proofErr w:type="spellEnd"/>
+      <w:r>
+        <w:t xml:space="preserve"> ? </w:t>
+      </w:r>
+      <w:proofErr w:type="gramStart"/>
+      <w:r>
+        <w:t>'completed' :</w:t>
+      </w:r>
+      <w:proofErr w:type="gramEnd"/>
+      <w:r>
+        <w:t xml:space="preserve"> ''}`}&gt;</w:t>
+      </w:r>
+    </w:p>
+    <w:p>
+      <w:r>
+        <w:t xml:space="preserve">              &lt;label </w:t>
+      </w:r>
+      <w:proofErr w:type="spellStart"/>
+      <w:r>
+        <w:t>className</w:t>
+      </w:r>
+      <w:proofErr w:type="spellEnd"/>
+      <w:r>
+        <w:t>="checkbox"&gt;</w:t>
+      </w:r>
+    </w:p>
+    <w:p>
+      <w:r>
+        <w:t xml:space="preserve">                &lt;input</w:t>
+      </w:r>
+    </w:p>
+    <w:p>
+      <w:r>
+        <w:t xml:space="preserve">                  </w:t>
+      </w:r>
+      <w:proofErr w:type="gramStart"/>
+      <w:r>
+        <w:t>type</w:t>
+      </w:r>
+      <w:proofErr w:type="gramEnd"/>
+      <w:r>
+        <w:t>="checkbox"</w:t>
+      </w:r>
+    </w:p>
+    <w:p>
+      <w:r>
+        <w:t xml:space="preserve">                  </w:t>
+      </w:r>
+      <w:proofErr w:type="gramStart"/>
+      <w:r>
+        <w:t>checked</w:t>
+      </w:r>
+      <w:proofErr w:type="gramEnd"/>
+      <w:r>
+        <w:t>={</w:t>
+      </w:r>
+      <w:proofErr w:type="spellStart"/>
+      <w:r>
+        <w:t>t.completed</w:t>
+      </w:r>
+      <w:proofErr w:type="spellEnd"/>
+      <w:r>
+        <w:t>}</w:t>
+      </w:r>
+    </w:p>
+    <w:p>
+      <w:r>
+        <w:t xml:space="preserve">                  </w:t>
+      </w:r>
+      <w:proofErr w:type="spellStart"/>
+      <w:proofErr w:type="gramStart"/>
+      <w:r>
+        <w:t>onChange</w:t>
+      </w:r>
+      <w:proofErr w:type="spellEnd"/>
+      <w:proofErr w:type="gramEnd"/>
+      <w:r>
+        <w:t xml:space="preserve">={() =&gt; </w:t>
+      </w:r>
+      <w:proofErr w:type="spellStart"/>
+      <w:r>
+        <w:t>toggleComplete</w:t>
+      </w:r>
+      <w:proofErr w:type="spellEnd"/>
+      <w:r>
+        <w:t>(t.id)}</w:t>
+      </w:r>
+    </w:p>
+    <w:p>
+      <w:r>
+        <w:t xml:space="preserve">                /&gt;</w:t>
+      </w:r>
+    </w:p>
+    <w:p>
+      <w:r>
+        <w:t xml:space="preserve">                &lt;span </w:t>
+      </w:r>
+      <w:proofErr w:type="spellStart"/>
+      <w:r>
+        <w:t>className</w:t>
+      </w:r>
+      <w:proofErr w:type="spellEnd"/>
+      <w:r>
+        <w:t>="checkmark" /&gt;</w:t>
+      </w:r>
+    </w:p>
+    <w:p>
+      <w:r>
+        <w:t xml:space="preserve">              &lt;/label&gt;</w:t>
+      </w:r>
+    </w:p>
+    <w:p/>
+    <w:p>
+      <w:r>
+        <w:t xml:space="preserve">              &lt;span </w:t>
+      </w:r>
+      <w:proofErr w:type="spellStart"/>
+      <w:r>
+        <w:t>className</w:t>
+      </w:r>
+      <w:proofErr w:type="spellEnd"/>
+      <w:r>
+        <w:t>="task-text"</w:t>
+      </w:r>
+      <w:proofErr w:type="gramStart"/>
+      <w:r>
+        <w:t>&gt;{</w:t>
+      </w:r>
+      <w:proofErr w:type="spellStart"/>
+      <w:proofErr w:type="gramEnd"/>
+      <w:r>
+        <w:t>t.text</w:t>
+      </w:r>
+      <w:proofErr w:type="spellEnd"/>
+      <w:r>
+        <w:t>}&lt;/span&gt;</w:t>
+      </w:r>
+    </w:p>
+    <w:p/>
+    <w:p>
+      <w:r>
+        <w:t xml:space="preserve">              &lt;button </w:t>
+      </w:r>
+      <w:proofErr w:type="spellStart"/>
+      <w:r>
+        <w:t>onClick</w:t>
+      </w:r>
+      <w:proofErr w:type="spellEnd"/>
+      <w:proofErr w:type="gramStart"/>
+      <w:r>
+        <w:t>={</w:t>
+      </w:r>
+      <w:proofErr w:type="gramEnd"/>
+      <w:r>
+        <w:t xml:space="preserve">() =&gt; </w:t>
+      </w:r>
+      <w:proofErr w:type="spellStart"/>
+      <w:r>
+        <w:t>removeTask</w:t>
+      </w:r>
+      <w:proofErr w:type="spellEnd"/>
+      <w:r>
+        <w:t>(t.id)}&gt;</w:t>
+      </w:r>
+      <w:r>
+        <w:rPr>
+          <w:rFonts w:ascii="Segoe UI Symbol" w:hAnsi="Segoe UI Symbol" w:cs="Segoe UI Symbol"/>
+        </w:rPr>
+        <w:t>❌</w:t>
+      </w:r>
+      <w:r>
+        <w:t>&lt;/button&gt;</w:t>
+      </w:r>
+    </w:p>
+    <w:p>
+      <w:r>
+        <w:t xml:space="preserve">            &lt;/li&gt;</w:t>
+      </w:r>
+    </w:p>
+    <w:p>
+      <w:r>
+        <w:t xml:space="preserve">          ))}</w:t>
+      </w:r>
+    </w:p>
+    <w:p>
+      <w:r>
+        <w:t xml:space="preserve">        &lt;/</w:t>
+      </w:r>
+      <w:proofErr w:type="spellStart"/>
+      <w:r>
+        <w:t>ul</w:t>
+      </w:r>
+      <w:proofErr w:type="spellEnd"/>
+      <w:r>
+        <w:t>&gt;</w:t>
+      </w:r>
+    </w:p>
+    <w:p>
+      <w:r>
+        <w:t xml:space="preserve">      &lt;/div&gt;</w:t>
+      </w:r>
+    </w:p>
+    <w:p>
+      <w:r>
+        <w:t xml:space="preserve">    &lt;/&gt;</w:t>
+      </w:r>
+    </w:p>
+    <w:p>
+      <w:r>
+        <w:t xml:space="preserve">  );</w:t>
+      </w:r>
+    </w:p>
+    <w:p>
+      <w:r>
+        <w:t>}</w:t>
+      </w:r>
+    </w:p>
+    <w:p/>
+    <w:p>
+      <w:proofErr w:type="spellStart"/>
+      <w:r>
+        <w:t>E</w:t>
+      </w:r>
+      <w:r>
+        <w:t>xp</w:t>
+      </w:r>
+      <w:proofErr w:type="spellEnd"/>
+      <w:r>
+        <w:t>///////////////////////////////////////</w:t>
+      </w:r>
+    </w:p>
+    <w:p>
+      <w:proofErr w:type="gramStart"/>
+      <w:r>
+        <w:t>ort</w:t>
+      </w:r>
+      <w:proofErr w:type="gramEnd"/>
+      <w:r>
+        <w:t xml:space="preserve"> default </w:t>
+      </w:r>
+      <w:proofErr w:type="spellStart"/>
+      <w:r>
+        <w:t>Todo</w:t>
+      </w:r>
+      <w:proofErr w:type="spellEnd"/>
+      <w:r>
+        <w:t>;</w:t>
+      </w:r>
+    </w:p>
+    <w:p/>
+    <w:p>
+      <w:r>
+        <w:t>/* Notes page styles */</w:t>
+      </w:r>
+    </w:p>
+    <w:p/>
+    <w:p>
+      <w:r>
+        <w:t>.notes-container {</w:t>
+      </w:r>
+    </w:p>
+    <w:p>
+      <w:r>
+        <w:t xml:space="preserve">  </w:t>
+      </w:r>
+      <w:proofErr w:type="gramStart"/>
+      <w:r>
+        <w:t>max-width</w:t>
+      </w:r>
+      <w:proofErr w:type="gramEnd"/>
+      <w:r>
+        <w:t>: 1000px;</w:t>
+      </w:r>
+    </w:p>
+    <w:p>
+      <w:r>
+        <w:t xml:space="preserve">  </w:t>
+      </w:r>
+      <w:proofErr w:type="gramStart"/>
+      <w:r>
+        <w:t>margin</w:t>
+      </w:r>
+      <w:proofErr w:type="gramEnd"/>
+      <w:r>
+        <w:t>: 0 auto;</w:t>
+      </w:r>
+    </w:p>
+    <w:p>
+      <w:r>
+        <w:t xml:space="preserve">  </w:t>
+      </w:r>
+      <w:proofErr w:type="gramStart"/>
+      <w:r>
+        <w:t>padding</w:t>
+      </w:r>
+      <w:proofErr w:type="gramEnd"/>
+      <w:r>
+        <w:t>: 2rem;</w:t>
+      </w:r>
+    </w:p>
+    <w:p>
+      <w:r>
+        <w:t xml:space="preserve">  </w:t>
+      </w:r>
+      <w:proofErr w:type="gramStart"/>
+      <w:r>
+        <w:t>font-family</w:t>
+      </w:r>
+      <w:proofErr w:type="gramEnd"/>
+      <w:r>
+        <w:t>: Arial, sans-serif;</w:t>
+      </w:r>
+    </w:p>
+    <w:p>
+      <w:r>
+        <w:t>}</w:t>
+      </w:r>
+    </w:p>
+    <w:p/>
+    <w:p>
+      <w:r>
+        <w:t>.header {</w:t>
+      </w:r>
+    </w:p>
+    <w:p>
+      <w:r>
+        <w:t xml:space="preserve">  </w:t>
+      </w:r>
+      <w:proofErr w:type="gramStart"/>
+      <w:r>
+        <w:t>display</w:t>
+      </w:r>
+      <w:proofErr w:type="gramEnd"/>
+      <w:r>
+        <w:t>: flex;</w:t>
+      </w:r>
+    </w:p>
+    <w:p>
+      <w:r>
+        <w:t xml:space="preserve">  </w:t>
+      </w:r>
+      <w:proofErr w:type="gramStart"/>
+      <w:r>
+        <w:t>justify-content</w:t>
+      </w:r>
+      <w:proofErr w:type="gramEnd"/>
+      <w:r>
+        <w:t>: space-between;</w:t>
+      </w:r>
+    </w:p>
+    <w:p>
+      <w:r>
+        <w:t xml:space="preserve">  </w:t>
+      </w:r>
+      <w:proofErr w:type="gramStart"/>
+      <w:r>
+        <w:t>align-items</w:t>
+      </w:r>
+      <w:proofErr w:type="gramEnd"/>
+      <w:r>
+        <w:t xml:space="preserve">: </w:t>
+      </w:r>
+      <w:proofErr w:type="spellStart"/>
+      <w:r>
+        <w:t>center</w:t>
+      </w:r>
+      <w:proofErr w:type="spellEnd"/>
+      <w:r>
+        <w:t>;</w:t>
+      </w:r>
+    </w:p>
+    <w:p>
+      <w:r>
+        <w:t xml:space="preserve">  </w:t>
+      </w:r>
+      <w:proofErr w:type="gramStart"/>
+      <w:r>
+        <w:t>margin-bottom</w:t>
+      </w:r>
+      <w:proofErr w:type="gramEnd"/>
+      <w:r>
+        <w:t>: 1.5rem;</w:t>
+      </w:r>
+    </w:p>
+    <w:p>
+      <w:r>
+        <w:t>}</w:t>
+      </w:r>
+    </w:p>
+    <w:p/>
+    <w:p>
+      <w:r>
+        <w:t>.header h1 {</w:t>
+      </w:r>
+    </w:p>
+    <w:p>
+      <w:r>
+        <w:t xml:space="preserve">  </w:t>
+      </w:r>
+      <w:proofErr w:type="gramStart"/>
+      <w:r>
+        <w:t>font-size</w:t>
+      </w:r>
+      <w:proofErr w:type="gramEnd"/>
+      <w:r>
+        <w:t>: 2rem;</w:t>
+      </w:r>
+    </w:p>
+    <w:p>
+      <w:r>
+        <w:t xml:space="preserve">  </w:t>
+      </w:r>
+      <w:proofErr w:type="spellStart"/>
+      <w:proofErr w:type="gramStart"/>
+      <w:r>
+        <w:t>color</w:t>
+      </w:r>
+      <w:proofErr w:type="spellEnd"/>
+      <w:proofErr w:type="gramEnd"/>
+      <w:r>
+        <w:t>: #333;</w:t>
+      </w:r>
+    </w:p>
+    <w:p>
+      <w:r>
+        <w:t>}</w:t>
+      </w:r>
+    </w:p>
+    <w:p/>
+    <w:p>
+      <w:r>
+        <w:t>.export-</w:t>
+      </w:r>
+      <w:proofErr w:type="spellStart"/>
+      <w:r>
+        <w:t>btn</w:t>
+      </w:r>
+      <w:proofErr w:type="spellEnd"/>
+      <w:r>
+        <w:t xml:space="preserve"> {</w:t>
+      </w:r>
+    </w:p>
+    <w:p>
+      <w:r>
+        <w:t xml:space="preserve">  </w:t>
+      </w:r>
+      <w:proofErr w:type="gramStart"/>
+      <w:r>
+        <w:t>padding</w:t>
+      </w:r>
+      <w:proofErr w:type="gramEnd"/>
+      <w:r>
+        <w:t>: 0.5rem 1rem;</w:t>
+      </w:r>
+    </w:p>
+    <w:p>
+      <w:r>
+        <w:t xml:space="preserve">  </w:t>
+      </w:r>
+      <w:proofErr w:type="gramStart"/>
+      <w:r>
+        <w:t>background-</w:t>
+      </w:r>
+      <w:proofErr w:type="spellStart"/>
+      <w:r>
+        <w:t>color</w:t>
+      </w:r>
+      <w:proofErr w:type="spellEnd"/>
+      <w:proofErr w:type="gramEnd"/>
+      <w:r>
+        <w:t>: #0070f3;</w:t>
+      </w:r>
+    </w:p>
+    <w:p>
+      <w:r>
+        <w:t xml:space="preserve">  </w:t>
+      </w:r>
+      <w:proofErr w:type="spellStart"/>
+      <w:proofErr w:type="gramStart"/>
+      <w:r>
+        <w:t>color</w:t>
+      </w:r>
+      <w:proofErr w:type="spellEnd"/>
+      <w:proofErr w:type="gramEnd"/>
+      <w:r>
+        <w:t>: white;</w:t>
+      </w:r>
+    </w:p>
+    <w:p>
+      <w:r>
+        <w:t xml:space="preserve">  </w:t>
+      </w:r>
+      <w:proofErr w:type="gramStart"/>
+      <w:r>
+        <w:t>border</w:t>
+      </w:r>
+      <w:proofErr w:type="gramEnd"/>
+      <w:r>
+        <w:t>: none;</w:t>
+      </w:r>
+    </w:p>
+    <w:p>
+      <w:r>
+        <w:t xml:space="preserve">  </w:t>
+      </w:r>
+      <w:proofErr w:type="gramStart"/>
+      <w:r>
+        <w:t>border-radius</w:t>
+      </w:r>
+      <w:proofErr w:type="gramEnd"/>
+      <w:r>
+        <w:t>: 6px;</w:t>
+      </w:r>
+    </w:p>
+    <w:p>
+      <w:r>
+        <w:t xml:space="preserve">  </w:t>
+      </w:r>
+      <w:proofErr w:type="gramStart"/>
+      <w:r>
+        <w:t>font-size</w:t>
+      </w:r>
+      <w:proofErr w:type="gramEnd"/>
+      <w:r>
+        <w:t>: 0.95rem;</w:t>
+      </w:r>
+    </w:p>
+    <w:p>
+      <w:r>
+        <w:t xml:space="preserve">  </w:t>
+      </w:r>
+      <w:proofErr w:type="gramStart"/>
+      <w:r>
+        <w:t>cursor</w:t>
+      </w:r>
+      <w:proofErr w:type="gramEnd"/>
+      <w:r>
+        <w:t>: pointer;</w:t>
+      </w:r>
+    </w:p>
+    <w:p>
+      <w:r>
+        <w:t>}</w:t>
+      </w:r>
+    </w:p>
+    <w:p/>
+    <w:p>
+      <w:r>
+        <w:t>.</w:t>
+      </w:r>
+      <w:proofErr w:type="spellStart"/>
+      <w:r>
+        <w:t>export-btn</w:t>
+      </w:r>
+      <w:proofErr w:type="gramStart"/>
+      <w:r>
+        <w:t>:hover</w:t>
+      </w:r>
+      <w:proofErr w:type="spellEnd"/>
+      <w:proofErr w:type="gramEnd"/>
+      <w:r>
+        <w:t xml:space="preserve"> {</w:t>
+      </w:r>
+    </w:p>
+    <w:p>
+      <w:r>
+        <w:t xml:space="preserve">  </w:t>
+      </w:r>
+      <w:proofErr w:type="gramStart"/>
+      <w:r>
+        <w:t>background-</w:t>
+      </w:r>
+      <w:proofErr w:type="spellStart"/>
+      <w:r>
+        <w:t>color</w:t>
+      </w:r>
+      <w:proofErr w:type="spellEnd"/>
+      <w:proofErr w:type="gramEnd"/>
+      <w:r>
+        <w:t>: #0059c1;</w:t>
+      </w:r>
+    </w:p>
+    <w:p>
+      <w:r>
+        <w:t>}</w:t>
+      </w:r>
+    </w:p>
+    <w:p/>
+    <w:p>
+      <w:r>
+        <w:t>.new-note {</w:t>
+      </w:r>
+    </w:p>
+    <w:p>
+      <w:r>
+        <w:t xml:space="preserve">  </w:t>
+      </w:r>
+      <w:proofErr w:type="gramStart"/>
+      <w:r>
+        <w:t>text-</w:t>
+      </w:r>
+      <w:proofErr w:type="gramEnd"/>
+      <w:r>
+        <w:t>align: right;</w:t>
+      </w:r>
+    </w:p>
+    <w:p>
+      <w:r>
+        <w:t xml:space="preserve">  </w:t>
+      </w:r>
+      <w:proofErr w:type="gramStart"/>
+      <w:r>
+        <w:t>margin-bottom</w:t>
+      </w:r>
+      <w:proofErr w:type="gramEnd"/>
+      <w:r>
+        <w:t>: 1rem;</w:t>
+      </w:r>
+    </w:p>
+    <w:p>
+      <w:r>
+        <w:t>}</w:t>
+      </w:r>
+    </w:p>
+    <w:p/>
+    <w:p>
+      <w:r>
+        <w:t>.new-note button {</w:t>
+      </w:r>
+    </w:p>
+    <w:p>
+      <w:r>
+        <w:t xml:space="preserve">  </w:t>
+      </w:r>
+      <w:proofErr w:type="gramStart"/>
+      <w:r>
+        <w:t>background-</w:t>
+      </w:r>
+      <w:proofErr w:type="spellStart"/>
+      <w:r>
+        <w:t>color</w:t>
+      </w:r>
+      <w:proofErr w:type="spellEnd"/>
+      <w:proofErr w:type="gramEnd"/>
+      <w:r>
+        <w:t>: #28a745;</w:t>
+      </w:r>
+    </w:p>
+    <w:p>
+      <w:r>
+        <w:t xml:space="preserve">  </w:t>
+      </w:r>
+      <w:proofErr w:type="spellStart"/>
+      <w:proofErr w:type="gramStart"/>
+      <w:r>
+        <w:t>color</w:t>
+      </w:r>
+      <w:proofErr w:type="spellEnd"/>
+      <w:proofErr w:type="gramEnd"/>
+      <w:r>
+        <w:t>: white;</w:t>
+      </w:r>
+    </w:p>
+    <w:p>
+      <w:r>
+        <w:t xml:space="preserve">  </w:t>
+      </w:r>
+      <w:proofErr w:type="gramStart"/>
+      <w:r>
+        <w:t>border</w:t>
+      </w:r>
+      <w:proofErr w:type="gramEnd"/>
+      <w:r>
+        <w:t>: none;</w:t>
+      </w:r>
+    </w:p>
+    <w:p>
+      <w:r>
+        <w:t xml:space="preserve">  </w:t>
+      </w:r>
+      <w:proofErr w:type="gramStart"/>
+      <w:r>
+        <w:t>border-radius</w:t>
+      </w:r>
+      <w:proofErr w:type="gramEnd"/>
+      <w:r>
+        <w:t>: 6px;</w:t>
+      </w:r>
+    </w:p>
+    <w:p>
+      <w:r>
+        <w:t xml:space="preserve">  </w:t>
+      </w:r>
+      <w:proofErr w:type="gramStart"/>
+      <w:r>
+        <w:t>padding</w:t>
+      </w:r>
+      <w:proofErr w:type="gramEnd"/>
+      <w:r>
+        <w:t>: 0.5rem 1rem;</w:t>
+      </w:r>
+    </w:p>
+    <w:p>
+      <w:r>
+        <w:t xml:space="preserve">  </w:t>
+      </w:r>
+      <w:proofErr w:type="gramStart"/>
+      <w:r>
+        <w:t>font-size</w:t>
+      </w:r>
+      <w:proofErr w:type="gramEnd"/>
+      <w:r>
+        <w:t>: 1rem;</w:t>
+      </w:r>
+    </w:p>
+    <w:p>
+      <w:r>
+        <w:t xml:space="preserve">  </w:t>
+      </w:r>
+      <w:proofErr w:type="gramStart"/>
+      <w:r>
+        <w:t>cursor</w:t>
+      </w:r>
+      <w:proofErr w:type="gramEnd"/>
+      <w:r>
+        <w:t>: pointer;</w:t>
+      </w:r>
+    </w:p>
+    <w:p>
+      <w:r>
+        <w:t>}</w:t>
+      </w:r>
+    </w:p>
+    <w:p/>
+    <w:p>
+      <w:r>
+        <w:t xml:space="preserve">.new-note </w:t>
+      </w:r>
+      <w:proofErr w:type="spellStart"/>
+      <w:r>
+        <w:t>button</w:t>
+      </w:r>
+      <w:proofErr w:type="gramStart"/>
+      <w:r>
+        <w:t>:hover</w:t>
+      </w:r>
+      <w:proofErr w:type="spellEnd"/>
+      <w:proofErr w:type="gramEnd"/>
+      <w:r>
+        <w:t xml:space="preserve"> {</w:t>
+      </w:r>
+    </w:p>
+    <w:p>
+      <w:r>
+        <w:t xml:space="preserve">  </w:t>
+      </w:r>
+      <w:proofErr w:type="gramStart"/>
+      <w:r>
+        <w:t>background-</w:t>
+      </w:r>
+      <w:proofErr w:type="spellStart"/>
+      <w:r>
+        <w:t>color</w:t>
+      </w:r>
+      <w:proofErr w:type="spellEnd"/>
+      <w:proofErr w:type="gramEnd"/>
+      <w:r>
+        <w:t>: #1c7d32;</w:t>
+      </w:r>
+    </w:p>
+    <w:p>
+      <w:r>
+        <w:t>}</w:t>
+      </w:r>
+    </w:p>
+    <w:p/>
+    <w:p>
+      <w:r>
+        <w:t>.note {</w:t>
+      </w:r>
+    </w:p>
+    <w:p>
+      <w:r>
+        <w:t xml:space="preserve">  </w:t>
+      </w:r>
+      <w:proofErr w:type="gramStart"/>
+      <w:r>
+        <w:t>display</w:t>
+      </w:r>
+      <w:proofErr w:type="gramEnd"/>
+      <w:r>
+        <w:t>: flex;</w:t>
+      </w:r>
+    </w:p>
+    <w:p>
+      <w:r>
+        <w:t xml:space="preserve">  </w:t>
+      </w:r>
+      <w:proofErr w:type="gramStart"/>
+      <w:r>
+        <w:t>flex-direction</w:t>
+      </w:r>
+      <w:proofErr w:type="gramEnd"/>
+      <w:r>
+        <w:t>: column;</w:t>
+      </w:r>
+    </w:p>
+    <w:p>
+      <w:r>
+        <w:t xml:space="preserve">  </w:t>
+      </w:r>
+      <w:proofErr w:type="gramStart"/>
+      <w:r>
+        <w:t>padding</w:t>
+      </w:r>
+      <w:proofErr w:type="gramEnd"/>
+      <w:r>
+        <w:t>: 1rem;</w:t>
+      </w:r>
+    </w:p>
+    <w:p>
+      <w:r>
+        <w:t xml:space="preserve">  </w:t>
+      </w:r>
+      <w:proofErr w:type="gramStart"/>
+      <w:r>
+        <w:t>margin-bottom</w:t>
+      </w:r>
+      <w:proofErr w:type="gramEnd"/>
+      <w:r>
+        <w:t>: 1.5rem;</w:t>
+      </w:r>
+    </w:p>
+    <w:p>
+      <w:r>
+        <w:t xml:space="preserve">  </w:t>
+      </w:r>
+      <w:proofErr w:type="gramStart"/>
+      <w:r>
+        <w:t>border-radius</w:t>
+      </w:r>
+      <w:proofErr w:type="gramEnd"/>
+      <w:r>
+        <w:t>: 10px;</w:t>
+      </w:r>
+    </w:p>
+    <w:p>
+      <w:r>
+        <w:t xml:space="preserve">  </w:t>
+      </w:r>
+      <w:proofErr w:type="gramStart"/>
+      <w:r>
+        <w:t>box-shadow</w:t>
+      </w:r>
+      <w:proofErr w:type="gramEnd"/>
+      <w:r>
+        <w:t xml:space="preserve">: 0 2px 6px </w:t>
+      </w:r>
+      <w:proofErr w:type="spellStart"/>
+      <w:r>
+        <w:t>rgba</w:t>
+      </w:r>
+      <w:proofErr w:type="spellEnd"/>
+      <w:r>
+        <w:t>(0,0,0,0.1);</w:t>
+      </w:r>
+    </w:p>
+    <w:p>
+      <w:r>
+        <w:t>}</w:t>
+      </w:r>
+    </w:p>
+    <w:p/>
+    <w:p>
+      <w:r>
+        <w:t xml:space="preserve">.note </w:t>
+      </w:r>
+      <w:proofErr w:type="spellStart"/>
+      <w:r>
+        <w:t>textarea</w:t>
+      </w:r>
+      <w:proofErr w:type="spellEnd"/>
+      <w:r>
+        <w:t xml:space="preserve"> {</w:t>
+      </w:r>
+    </w:p>
+    <w:p>
+      <w:r>
+        <w:t xml:space="preserve">  </w:t>
+      </w:r>
+      <w:proofErr w:type="gramStart"/>
+      <w:r>
+        <w:t>width</w:t>
+      </w:r>
+      <w:proofErr w:type="gramEnd"/>
+      <w:r>
+        <w:t>: 100%;</w:t>
+      </w:r>
+    </w:p>
+    <w:p>
+      <w:r>
+        <w:t xml:space="preserve">  </w:t>
+      </w:r>
+      <w:proofErr w:type="gramStart"/>
+      <w:r>
+        <w:t>min-height</w:t>
+      </w:r>
+      <w:proofErr w:type="gramEnd"/>
+      <w:r>
+        <w:t>: 120px;</w:t>
+      </w:r>
+    </w:p>
+    <w:p>
+      <w:r>
+        <w:t xml:space="preserve">  </w:t>
+      </w:r>
+      <w:proofErr w:type="gramStart"/>
+      <w:r>
+        <w:t>font-size</w:t>
+      </w:r>
+      <w:proofErr w:type="gramEnd"/>
+      <w:r>
+        <w:t>: 1rem;</w:t>
+      </w:r>
+    </w:p>
+    <w:p>
+      <w:r>
+        <w:t xml:space="preserve">  </w:t>
+      </w:r>
+      <w:proofErr w:type="gramStart"/>
+      <w:r>
+        <w:t>padding</w:t>
+      </w:r>
+      <w:proofErr w:type="gramEnd"/>
+      <w:r>
+        <w:t>: 1rem;</w:t>
+      </w:r>
+    </w:p>
+    <w:p>
+      <w:r>
+        <w:t xml:space="preserve">  </w:t>
+      </w:r>
+      <w:proofErr w:type="gramStart"/>
+      <w:r>
+        <w:t>border</w:t>
+      </w:r>
+      <w:proofErr w:type="gramEnd"/>
+      <w:r>
+        <w:t>: none;</w:t>
+      </w:r>
+    </w:p>
+    <w:p>
+      <w:r>
+        <w:t xml:space="preserve">  </w:t>
+      </w:r>
+      <w:proofErr w:type="gramStart"/>
+      <w:r>
+        <w:t>border-radius</w:t>
+      </w:r>
+      <w:proofErr w:type="gramEnd"/>
+      <w:r>
+        <w:t>: 6px;</w:t>
+      </w:r>
+    </w:p>
+    <w:p>
+      <w:r>
+        <w:t xml:space="preserve">  </w:t>
+      </w:r>
+      <w:proofErr w:type="gramStart"/>
+      <w:r>
+        <w:t>resize</w:t>
+      </w:r>
+      <w:proofErr w:type="gramEnd"/>
+      <w:r>
+        <w:t>: vertical;</w:t>
+      </w:r>
+    </w:p>
+    <w:p>
+      <w:r>
+        <w:t xml:space="preserve">  </w:t>
+      </w:r>
+      <w:proofErr w:type="gramStart"/>
+      <w:r>
+        <w:t>outline</w:t>
+      </w:r>
+      <w:proofErr w:type="gramEnd"/>
+      <w:r>
+        <w:t>: none;</w:t>
+      </w:r>
+    </w:p>
+    <w:p>
+      <w:r>
+        <w:t xml:space="preserve">  </w:t>
+      </w:r>
+      <w:proofErr w:type="gramStart"/>
+      <w:r>
+        <w:t>box-shadow</w:t>
+      </w:r>
+      <w:proofErr w:type="gramEnd"/>
+      <w:r>
+        <w:t xml:space="preserve">: inset 0 0 3px </w:t>
+      </w:r>
+      <w:proofErr w:type="spellStart"/>
+      <w:r>
+        <w:t>rgba</w:t>
+      </w:r>
+      <w:proofErr w:type="spellEnd"/>
+      <w:r>
+        <w:t>(0, 0, 0, 0.05);</w:t>
+      </w:r>
+    </w:p>
+    <w:p>
+      <w:r>
+        <w:t>}</w:t>
+      </w:r>
+    </w:p>
+    <w:p/>
+    <w:p>
+      <w:r>
+        <w:t>.</w:t>
+      </w:r>
+      <w:proofErr w:type="spellStart"/>
+      <w:r>
+        <w:t>color</w:t>
+      </w:r>
+      <w:proofErr w:type="spellEnd"/>
+      <w:r>
+        <w:t>-picker {</w:t>
+      </w:r>
+    </w:p>
+    <w:p>
+      <w:r>
+        <w:t xml:space="preserve">  </w:t>
+      </w:r>
+      <w:proofErr w:type="gramStart"/>
+      <w:r>
+        <w:t>margin-top</w:t>
+      </w:r>
+      <w:proofErr w:type="gramEnd"/>
+      <w:r>
+        <w:t>: 0.5rem;</w:t>
+      </w:r>
+    </w:p>
+    <w:p>
+      <w:r>
+        <w:t xml:space="preserve">  </w:t>
+      </w:r>
+      <w:proofErr w:type="gramStart"/>
+      <w:r>
+        <w:t>width</w:t>
+      </w:r>
+      <w:proofErr w:type="gramEnd"/>
+      <w:r>
+        <w:t>: 40px;</w:t>
+      </w:r>
+    </w:p>
+    <w:p>
+      <w:r>
+        <w:t xml:space="preserve">  </w:t>
+      </w:r>
+      <w:proofErr w:type="gramStart"/>
+      <w:r>
+        <w:t>height</w:t>
+      </w:r>
+      <w:proofErr w:type="gramEnd"/>
+      <w:r>
+        <w:t>: 30px;</w:t>
+      </w:r>
+    </w:p>
+    <w:p>
+      <w:r>
+        <w:t xml:space="preserve">  </w:t>
+      </w:r>
+      <w:proofErr w:type="gramStart"/>
+      <w:r>
+        <w:t>border</w:t>
+      </w:r>
+      <w:proofErr w:type="gramEnd"/>
+      <w:r>
+        <w:t>: none;</w:t>
+      </w:r>
+    </w:p>
+    <w:p>
+      <w:r>
+        <w:t xml:space="preserve">  </w:t>
+      </w:r>
+      <w:proofErr w:type="gramStart"/>
+      <w:r>
+        <w:t>cursor</w:t>
+      </w:r>
+      <w:proofErr w:type="gramEnd"/>
+      <w:r>
+        <w:t>: pointer;</w:t>
+      </w:r>
+    </w:p>
+    <w:p>
+      <w:r>
+        <w:t xml:space="preserve">  </w:t>
+      </w:r>
+      <w:proofErr w:type="gramStart"/>
+      <w:r>
+        <w:t>align-self</w:t>
+      </w:r>
+      <w:proofErr w:type="gramEnd"/>
+      <w:r>
+        <w:t>: flex-end;</w:t>
+      </w:r>
+    </w:p>
+    <w:p>
+      <w:r>
+        <w:t>}</w:t>
+      </w:r>
+    </w:p>
+    <w:p/>
+    <w:p>
+      <w:r>
+        <w:t>.status {</w:t>
+      </w:r>
+    </w:p>
+    <w:p>
+      <w:r>
+        <w:t xml:space="preserve">  </w:t>
+      </w:r>
+      <w:proofErr w:type="gramStart"/>
+      <w:r>
+        <w:t>margin-top</w:t>
+      </w:r>
+      <w:proofErr w:type="gramEnd"/>
+      <w:r>
+        <w:t>: 0.5rem;</w:t>
+      </w:r>
+    </w:p>
+    <w:p>
+      <w:r>
+        <w:t xml:space="preserve">  </w:t>
+      </w:r>
+      <w:proofErr w:type="spellStart"/>
+      <w:proofErr w:type="gramStart"/>
+      <w:r>
+        <w:t>color</w:t>
+      </w:r>
+      <w:proofErr w:type="spellEnd"/>
+      <w:proofErr w:type="gramEnd"/>
+      <w:r>
+        <w:t>: #28a745;</w:t>
+      </w:r>
+    </w:p>
+    <w:p>
+      <w:r>
+        <w:t xml:space="preserve">  </w:t>
+      </w:r>
+      <w:proofErr w:type="gramStart"/>
+      <w:r>
+        <w:t>font-size</w:t>
+      </w:r>
+      <w:proofErr w:type="gramEnd"/>
+      <w:r>
+        <w:t>: 0.9rem;</w:t>
+      </w:r>
+    </w:p>
+    <w:p>
+      <w:r>
+        <w:t xml:space="preserve">  </w:t>
+      </w:r>
+      <w:proofErr w:type="gramStart"/>
+      <w:r>
+        <w:t>font-weight</w:t>
+      </w:r>
+      <w:proofErr w:type="gramEnd"/>
+      <w:r>
+        <w:t>: bold;</w:t>
+      </w:r>
+    </w:p>
+    <w:p>
+      <w:r>
+        <w:t xml:space="preserve">  </w:t>
+      </w:r>
+      <w:proofErr w:type="gramStart"/>
+      <w:r>
+        <w:t>text-</w:t>
+      </w:r>
+      <w:proofErr w:type="gramEnd"/>
+      <w:r>
+        <w:t>align: right;</w:t>
+      </w:r>
+    </w:p>
+    <w:p>
+      <w:r>
+        <w:t>}</w:t>
+      </w:r>
+    </w:p>
+    <w:p/>
+    <w:p>
+      <w:r>
+        <w:t>@media (max-width: 600px) {</w:t>
+      </w:r>
+    </w:p>
+    <w:p>
+      <w:r>
+        <w:t xml:space="preserve">  .header {</w:t>
+      </w:r>
+    </w:p>
+    <w:p>
+      <w:r>
+        <w:t xml:space="preserve">    </w:t>
+      </w:r>
+      <w:proofErr w:type="gramStart"/>
+      <w:r>
+        <w:t>flex-direction</w:t>
+      </w:r>
+      <w:proofErr w:type="gramEnd"/>
+      <w:r>
+        <w:t>: column;</w:t>
+      </w:r>
+    </w:p>
+    <w:p>
+      <w:r>
+        <w:t xml:space="preserve">    </w:t>
+      </w:r>
+      <w:proofErr w:type="gramStart"/>
+      <w:r>
+        <w:t>align-items</w:t>
+      </w:r>
+      <w:proofErr w:type="gramEnd"/>
+      <w:r>
+        <w:t>: flex-start;</w:t>
+      </w:r>
+    </w:p>
+    <w:p>
+      <w:r>
+        <w:t xml:space="preserve">    </w:t>
+      </w:r>
+      <w:proofErr w:type="gramStart"/>
+      <w:r>
+        <w:t>gap</w:t>
+      </w:r>
+      <w:proofErr w:type="gramEnd"/>
+      <w:r>
+        <w:t>: 0.8rem;</w:t>
+      </w:r>
+    </w:p>
+    <w:p>
+      <w:r>
+        <w:t xml:space="preserve">  }</w:t>
+      </w:r>
+    </w:p>
+    <w:p/>
+    <w:p>
+      <w:r>
+        <w:t xml:space="preserve">  .export-</w:t>
+      </w:r>
+      <w:proofErr w:type="spellStart"/>
+      <w:r>
+        <w:t>btn</w:t>
+      </w:r>
+      <w:proofErr w:type="spellEnd"/>
+      <w:r>
+        <w:t xml:space="preserve"> {</w:t>
+      </w:r>
+    </w:p>
+    <w:p>
+      <w:r>
+        <w:t xml:space="preserve">    </w:t>
+      </w:r>
+      <w:proofErr w:type="gramStart"/>
+      <w:r>
+        <w:t>width</w:t>
+      </w:r>
+      <w:proofErr w:type="gramEnd"/>
+      <w:r>
+        <w:t>: 100%;</w:t>
+      </w:r>
+    </w:p>
+    <w:p>
+      <w:r>
+        <w:t xml:space="preserve">  }</w:t>
+      </w:r>
+    </w:p>
+    <w:p/>
+    <w:p>
+      <w:r>
+        <w:t xml:space="preserve">  .new-note button {</w:t>
+      </w:r>
+    </w:p>
+    <w:p>
+      <w:r>
+        <w:t xml:space="preserve">    </w:t>
+      </w:r>
+      <w:proofErr w:type="gramStart"/>
+      <w:r>
+        <w:t>width</w:t>
+      </w:r>
+      <w:proofErr w:type="gramEnd"/>
+      <w:r>
+        <w:t>: 100%;</w:t>
+      </w:r>
+    </w:p>
+    <w:p>
+      <w:r>
+        <w:t xml:space="preserve">  }</w:t>
+      </w:r>
+    </w:p>
+    <w:p>
+      <w:r>
+        <w:t>}</w:t>
+      </w:r>
+    </w:p>
+    <w:p>
+      <w:r>
+        <w:t xml:space="preserve">// </w:t>
+      </w:r>
+      <w:proofErr w:type="spellStart"/>
+      <w:r>
+        <w:t>Notes.tsx</w:t>
+      </w:r>
+      <w:proofErr w:type="spellEnd"/>
+    </w:p>
+    <w:p>
+      <w:proofErr w:type="gramStart"/>
+      <w:r>
+        <w:t>import</w:t>
+      </w:r>
+      <w:proofErr w:type="gramEnd"/>
+      <w:r>
+        <w:t xml:space="preserve"> React, { </w:t>
+      </w:r>
+      <w:proofErr w:type="spellStart"/>
+      <w:r>
+        <w:t>useEffect</w:t>
+      </w:r>
+      <w:proofErr w:type="spellEnd"/>
+      <w:r>
+        <w:t xml:space="preserve">, </w:t>
+      </w:r>
+      <w:proofErr w:type="spellStart"/>
+      <w:r>
+        <w:t>useState</w:t>
+      </w:r>
+      <w:proofErr w:type="spellEnd"/>
+      <w:r>
+        <w:t xml:space="preserve"> } from 'react';</w:t>
+      </w:r>
+    </w:p>
+    <w:p>
+      <w:proofErr w:type="gramStart"/>
+      <w:r>
+        <w:t>import</w:t>
+      </w:r>
+      <w:proofErr w:type="gramEnd"/>
+      <w:r>
+        <w:t xml:space="preserve"> { </w:t>
+      </w:r>
+      <w:proofErr w:type="spellStart"/>
+      <w:r>
+        <w:t>TodoNavbar</w:t>
+      </w:r>
+      <w:proofErr w:type="spellEnd"/>
+      <w:r>
+        <w:t xml:space="preserve"> } from '../../components/</w:t>
+      </w:r>
+      <w:proofErr w:type="spellStart"/>
+      <w:r>
+        <w:t>Navbar</w:t>
+      </w:r>
+      <w:proofErr w:type="spellEnd"/>
+      <w:r>
+        <w:t>';</w:t>
+      </w:r>
+    </w:p>
+    <w:p/>
+    <w:p>
+      <w:r>
+        <w:t xml:space="preserve">// </w:t>
+      </w:r>
+      <w:proofErr w:type="gramStart"/>
+      <w:r>
+        <w:t>Define</w:t>
+      </w:r>
+      <w:proofErr w:type="gramEnd"/>
+      <w:r>
+        <w:t xml:space="preserve"> Note type</w:t>
+      </w:r>
+    </w:p>
+    <w:p>
+      <w:proofErr w:type="gramStart"/>
+      <w:r>
+        <w:t>type</w:t>
+      </w:r>
+      <w:proofErr w:type="gramEnd"/>
+      <w:r>
+        <w:t xml:space="preserve"> Note = {</w:t>
+      </w:r>
+    </w:p>
+    <w:p>
+      <w:r>
+        <w:t xml:space="preserve">  </w:t>
+      </w:r>
+      <w:proofErr w:type="gramStart"/>
+      <w:r>
+        <w:t>id</w:t>
+      </w:r>
+      <w:proofErr w:type="gramEnd"/>
+      <w:r>
+        <w:t>: string;</w:t>
+      </w:r>
+    </w:p>
+    <w:p>
+      <w:r>
+        <w:t xml:space="preserve">  </w:t>
+      </w:r>
+      <w:proofErr w:type="gramStart"/>
+      <w:r>
+        <w:t>content</w:t>
+      </w:r>
+      <w:proofErr w:type="gramEnd"/>
+      <w:r>
+        <w:t>: string;</w:t>
+      </w:r>
+    </w:p>
+    <w:p>
+      <w:r>
+        <w:t xml:space="preserve">  </w:t>
+      </w:r>
+      <w:proofErr w:type="spellStart"/>
+      <w:proofErr w:type="gramStart"/>
+      <w:r>
+        <w:t>color</w:t>
+      </w:r>
+      <w:proofErr w:type="spellEnd"/>
+      <w:proofErr w:type="gramEnd"/>
+      <w:r>
+        <w:t>: string;</w:t>
+      </w:r>
+    </w:p>
+    <w:p>
+      <w:r>
+        <w:t>};</w:t>
+      </w:r>
+    </w:p>
+    <w:p/>
+    <w:p>
+      <w:proofErr w:type="gramStart"/>
+      <w:r>
+        <w:t>export</w:t>
+      </w:r>
+      <w:proofErr w:type="gramEnd"/>
+      <w:r>
+        <w:t xml:space="preserve"> default function Notes() {</w:t>
+      </w:r>
+    </w:p>
+    <w:p>
+      <w:r>
+        <w:t xml:space="preserve">  </w:t>
+      </w:r>
+      <w:proofErr w:type="spellStart"/>
+      <w:proofErr w:type="gramStart"/>
+      <w:r>
+        <w:t>const</w:t>
+      </w:r>
+      <w:proofErr w:type="spellEnd"/>
+      <w:proofErr w:type="gramEnd"/>
+      <w:r>
+        <w:t xml:space="preserve"> [notes, </w:t>
+      </w:r>
+      <w:proofErr w:type="spellStart"/>
+      <w:r>
+        <w:t>setNotes</w:t>
+      </w:r>
+      <w:proofErr w:type="spellEnd"/>
+      <w:r>
+        <w:t xml:space="preserve">] = </w:t>
+      </w:r>
+      <w:proofErr w:type="spellStart"/>
+      <w:r>
+        <w:t>useState</w:t>
+      </w:r>
+      <w:proofErr w:type="spellEnd"/>
+      <w:r>
+        <w:t>&lt;Note[]&gt;(() =&gt; {</w:t>
+      </w:r>
+    </w:p>
+    <w:p>
+      <w:r>
+        <w:t xml:space="preserve">    </w:t>
+      </w:r>
+      <w:proofErr w:type="gramStart"/>
+      <w:r>
+        <w:t>if</w:t>
+      </w:r>
+      <w:proofErr w:type="gramEnd"/>
+      <w:r>
+        <w:t xml:space="preserve"> (</w:t>
+      </w:r>
+      <w:proofErr w:type="spellStart"/>
+      <w:r>
+        <w:t>typeof</w:t>
+      </w:r>
+      <w:proofErr w:type="spellEnd"/>
+      <w:r>
+        <w:t xml:space="preserve"> window !== 'undefined') {</w:t>
+      </w:r>
+    </w:p>
+    <w:p>
+      <w:r>
+        <w:t xml:space="preserve">      </w:t>
+      </w:r>
+      <w:proofErr w:type="spellStart"/>
+      <w:proofErr w:type="gramStart"/>
+      <w:r>
+        <w:t>const</w:t>
+      </w:r>
+      <w:proofErr w:type="spellEnd"/>
+      <w:proofErr w:type="gramEnd"/>
+      <w:r>
+        <w:t xml:space="preserve"> saved = </w:t>
+      </w:r>
+      <w:proofErr w:type="spellStart"/>
+      <w:r>
+        <w:t>localStorage.getItem</w:t>
+      </w:r>
+      <w:proofErr w:type="spellEnd"/>
+      <w:r>
+        <w:t>('notes');</w:t>
+      </w:r>
+    </w:p>
+    <w:p>
+      <w:r>
+        <w:t xml:space="preserve">      </w:t>
+      </w:r>
+      <w:proofErr w:type="gramStart"/>
+      <w:r>
+        <w:t>return</w:t>
+      </w:r>
+      <w:proofErr w:type="gramEnd"/>
+      <w:r>
+        <w:t xml:space="preserve"> saved ? </w:t>
+      </w:r>
+      <w:proofErr w:type="spellStart"/>
+      <w:proofErr w:type="gramStart"/>
+      <w:r>
+        <w:t>JSON.parse</w:t>
+      </w:r>
+      <w:proofErr w:type="spellEnd"/>
+      <w:r>
+        <w:t>(</w:t>
+      </w:r>
+      <w:proofErr w:type="gramEnd"/>
+      <w:r>
+        <w:t>saved) : [];</w:t>
+      </w:r>
+    </w:p>
+    <w:p>
+      <w:r>
+        <w:t xml:space="preserve">    }</w:t>
+      </w:r>
+    </w:p>
+    <w:p>
+      <w:r>
+        <w:t xml:space="preserve">    </w:t>
+      </w:r>
+      <w:proofErr w:type="gramStart"/>
+      <w:r>
+        <w:t>return</w:t>
+      </w:r>
+      <w:proofErr w:type="gramEnd"/>
+      <w:r>
+        <w:t xml:space="preserve"> [];</w:t>
+      </w:r>
+    </w:p>
+    <w:p>
+      <w:r>
+        <w:t xml:space="preserve">  });</w:t>
+      </w:r>
+    </w:p>
+    <w:p/>
+    <w:p>
+      <w:r>
+        <w:t xml:space="preserve">  // Auto-save to </w:t>
+      </w:r>
+      <w:proofErr w:type="spellStart"/>
+      <w:r>
+        <w:t>localStorage</w:t>
+      </w:r>
+      <w:proofErr w:type="spellEnd"/>
+    </w:p>
+    <w:p>
+      <w:r>
+        <w:t xml:space="preserve">  </w:t>
+      </w:r>
+      <w:proofErr w:type="spellStart"/>
+      <w:proofErr w:type="gramStart"/>
+      <w:r>
+        <w:t>useEffect</w:t>
+      </w:r>
+      <w:proofErr w:type="spellEnd"/>
+      <w:r>
+        <w:t>(</w:t>
+      </w:r>
+      <w:proofErr w:type="gramEnd"/>
+      <w:r>
+        <w:t>() =&gt; {</w:t>
+      </w:r>
+    </w:p>
+    <w:p>
+      <w:r>
+        <w:t xml:space="preserve">    </w:t>
+      </w:r>
+      <w:proofErr w:type="gramStart"/>
+      <w:r>
+        <w:t>if</w:t>
+      </w:r>
+      <w:proofErr w:type="gramEnd"/>
+      <w:r>
+        <w:t xml:space="preserve"> (</w:t>
+      </w:r>
+      <w:proofErr w:type="spellStart"/>
+      <w:r>
+        <w:t>typeof</w:t>
+      </w:r>
+      <w:proofErr w:type="spellEnd"/>
+      <w:r>
+        <w:t xml:space="preserve"> window !== 'undefined') {</w:t>
+      </w:r>
+    </w:p>
+    <w:p>
+      <w:r>
+        <w:t xml:space="preserve">      </w:t>
+      </w:r>
+      <w:proofErr w:type="spellStart"/>
+      <w:proofErr w:type="gramStart"/>
+      <w:r>
+        <w:t>localStorage.setItem</w:t>
+      </w:r>
+      <w:proofErr w:type="spellEnd"/>
+      <w:r>
+        <w:t>(</w:t>
+      </w:r>
+      <w:proofErr w:type="gramEnd"/>
+      <w:r>
+        <w:t xml:space="preserve">'notes', </w:t>
+      </w:r>
+      <w:proofErr w:type="spellStart"/>
+      <w:r>
+        <w:t>JSON.stringify</w:t>
+      </w:r>
+      <w:proofErr w:type="spellEnd"/>
+      <w:r>
+        <w:t>(notes));</w:t>
+      </w:r>
+    </w:p>
+    <w:p>
+      <w:r>
+        <w:t xml:space="preserve">    }</w:t>
+      </w:r>
+    </w:p>
+    <w:p>
+      <w:r>
+        <w:t xml:space="preserve">  }, [notes]);</w:t>
+      </w:r>
+    </w:p>
+    <w:p/>
+    <w:p>
+      <w:r>
+        <w:t xml:space="preserve">  </w:t>
+      </w:r>
+      <w:proofErr w:type="spellStart"/>
+      <w:proofErr w:type="gramStart"/>
+      <w:r>
+        <w:t>const</w:t>
+      </w:r>
+      <w:proofErr w:type="spellEnd"/>
+      <w:proofErr w:type="gramEnd"/>
+      <w:r>
+        <w:t xml:space="preserve"> </w:t>
+      </w:r>
+      <w:proofErr w:type="spellStart"/>
+      <w:r>
+        <w:t>addNewNote</w:t>
+      </w:r>
+      <w:proofErr w:type="spellEnd"/>
+      <w:r>
+        <w:t xml:space="preserve"> = () =&gt; {</w:t>
+      </w:r>
+    </w:p>
+    <w:p>
+      <w:r>
+        <w:t xml:space="preserve">    </w:t>
+      </w:r>
+      <w:proofErr w:type="spellStart"/>
+      <w:proofErr w:type="gramStart"/>
+      <w:r>
+        <w:t>const</w:t>
+      </w:r>
+      <w:proofErr w:type="spellEnd"/>
+      <w:proofErr w:type="gramEnd"/>
+      <w:r>
+        <w:t xml:space="preserve"> </w:t>
+      </w:r>
+      <w:proofErr w:type="spellStart"/>
+      <w:r>
+        <w:t>newNote</w:t>
+      </w:r>
+      <w:proofErr w:type="spellEnd"/>
+      <w:r>
+        <w:t>: Note = {</w:t>
+      </w:r>
+    </w:p>
+    <w:p>
+      <w:r>
+        <w:t xml:space="preserve">      </w:t>
+      </w:r>
+      <w:proofErr w:type="gramStart"/>
+      <w:r>
+        <w:t>id</w:t>
+      </w:r>
+      <w:proofErr w:type="gramEnd"/>
+      <w:r>
+        <w:t xml:space="preserve">: </w:t>
+      </w:r>
+      <w:proofErr w:type="spellStart"/>
+      <w:r>
+        <w:t>crypto.randomUUID</w:t>
+      </w:r>
+      <w:proofErr w:type="spellEnd"/>
+      <w:r>
+        <w:t>(),</w:t>
+      </w:r>
+    </w:p>
+    <w:p>
+      <w:r>
+        <w:t xml:space="preserve">      </w:t>
+      </w:r>
+      <w:proofErr w:type="gramStart"/>
+      <w:r>
+        <w:t>content</w:t>
+      </w:r>
+      <w:proofErr w:type="gramEnd"/>
+      <w:r>
+        <w:t>: '',</w:t>
+      </w:r>
+    </w:p>
+    <w:p>
+      <w:r>
+        <w:t xml:space="preserve">      </w:t>
+      </w:r>
+      <w:proofErr w:type="spellStart"/>
+      <w:proofErr w:type="gramStart"/>
+      <w:r>
+        <w:t>color</w:t>
+      </w:r>
+      <w:proofErr w:type="spellEnd"/>
+      <w:proofErr w:type="gramEnd"/>
+      <w:r>
+        <w:t>: '#fff8dc',</w:t>
+      </w:r>
+    </w:p>
+    <w:p>
+      <w:r>
+        <w:t xml:space="preserve">    };</w:t>
+      </w:r>
+    </w:p>
+    <w:p>
+      <w:r>
+        <w:t xml:space="preserve">    </w:t>
+      </w:r>
+      <w:proofErr w:type="spellStart"/>
+      <w:proofErr w:type="gramStart"/>
+      <w:r>
+        <w:t>setNotes</w:t>
+      </w:r>
+      <w:proofErr w:type="spellEnd"/>
+      <w:r>
+        <w:t>(</w:t>
+      </w:r>
+      <w:proofErr w:type="spellStart"/>
+      <w:proofErr w:type="gramEnd"/>
+      <w:r>
+        <w:t>prev</w:t>
+      </w:r>
+      <w:proofErr w:type="spellEnd"/>
+      <w:r>
+        <w:t xml:space="preserve"> =&gt; [</w:t>
+      </w:r>
+      <w:proofErr w:type="spellStart"/>
+      <w:r>
+        <w:t>newNote</w:t>
+      </w:r>
+      <w:proofErr w:type="spellEnd"/>
+      <w:r>
+        <w:t>, ...</w:t>
+      </w:r>
+      <w:proofErr w:type="spellStart"/>
+      <w:r>
+        <w:t>prev</w:t>
+      </w:r>
+      <w:proofErr w:type="spellEnd"/>
+      <w:r>
+        <w:t>]);</w:t>
+      </w:r>
+    </w:p>
+    <w:p>
+      <w:r>
+        <w:t xml:space="preserve">  };</w:t>
+      </w:r>
+    </w:p>
+    <w:p/>
+    <w:p>
+      <w:r>
+        <w:t xml:space="preserve">  </w:t>
+      </w:r>
+      <w:proofErr w:type="spellStart"/>
+      <w:proofErr w:type="gramStart"/>
+      <w:r>
+        <w:t>const</w:t>
+      </w:r>
+      <w:proofErr w:type="spellEnd"/>
+      <w:proofErr w:type="gramEnd"/>
+      <w:r>
+        <w:t xml:space="preserve"> </w:t>
+      </w:r>
+      <w:proofErr w:type="spellStart"/>
+      <w:r>
+        <w:t>handleNoteChange</w:t>
+      </w:r>
+      <w:proofErr w:type="spellEnd"/>
+      <w:r>
+        <w:t xml:space="preserve"> = (index: number, </w:t>
+      </w:r>
+      <w:proofErr w:type="spellStart"/>
+      <w:r>
+        <w:t>newContent</w:t>
+      </w:r>
+      <w:proofErr w:type="spellEnd"/>
+      <w:r>
+        <w:t>: string) =&gt; {</w:t>
+      </w:r>
+    </w:p>
+    <w:p>
+      <w:r>
+        <w:t xml:space="preserve">    </w:t>
+      </w:r>
+      <w:proofErr w:type="spellStart"/>
+      <w:proofErr w:type="gramStart"/>
+      <w:r>
+        <w:t>const</w:t>
+      </w:r>
+      <w:proofErr w:type="spellEnd"/>
+      <w:proofErr w:type="gramEnd"/>
+      <w:r>
+        <w:t xml:space="preserve"> updated = [...notes];</w:t>
+      </w:r>
+    </w:p>
+    <w:p>
+      <w:r>
+        <w:t xml:space="preserve">    </w:t>
+      </w:r>
+      <w:proofErr w:type="gramStart"/>
+      <w:r>
+        <w:t>updated[</w:t>
+      </w:r>
+      <w:proofErr w:type="gramEnd"/>
+      <w:r>
+        <w:t xml:space="preserve">index].content = </w:t>
+      </w:r>
+      <w:proofErr w:type="spellStart"/>
+      <w:r>
+        <w:t>newContent</w:t>
+      </w:r>
+      <w:proofErr w:type="spellEnd"/>
+      <w:r>
+        <w:t>;</w:t>
+      </w:r>
+    </w:p>
+    <w:p>
+      <w:r>
+        <w:t xml:space="preserve">    </w:t>
+      </w:r>
+      <w:proofErr w:type="spellStart"/>
+      <w:proofErr w:type="gramStart"/>
+      <w:r>
+        <w:t>setNotes</w:t>
+      </w:r>
+      <w:proofErr w:type="spellEnd"/>
+      <w:r>
+        <w:t>(</w:t>
+      </w:r>
+      <w:proofErr w:type="gramEnd"/>
+      <w:r>
+        <w:t>updated);</w:t>
+      </w:r>
+    </w:p>
+    <w:p>
+      <w:r>
+        <w:t xml:space="preserve">  };</w:t>
+      </w:r>
+    </w:p>
+    <w:p/>
+    <w:p>
+      <w:r>
+        <w:t xml:space="preserve">  </w:t>
+      </w:r>
+      <w:proofErr w:type="spellStart"/>
+      <w:proofErr w:type="gramStart"/>
+      <w:r>
+        <w:t>const</w:t>
+      </w:r>
+      <w:proofErr w:type="spellEnd"/>
+      <w:proofErr w:type="gramEnd"/>
+      <w:r>
+        <w:t xml:space="preserve"> </w:t>
+      </w:r>
+      <w:proofErr w:type="spellStart"/>
+      <w:r>
+        <w:t>handleColorChange</w:t>
+      </w:r>
+      <w:proofErr w:type="spellEnd"/>
+      <w:r>
+        <w:t xml:space="preserve"> = (index: number, </w:t>
+      </w:r>
+      <w:proofErr w:type="spellStart"/>
+      <w:r>
+        <w:t>newColor</w:t>
+      </w:r>
+      <w:proofErr w:type="spellEnd"/>
+      <w:r>
+        <w:t>: string) =&gt; {</w:t>
+      </w:r>
+    </w:p>
+    <w:p>
+      <w:r>
+        <w:t xml:space="preserve">    </w:t>
+      </w:r>
+      <w:proofErr w:type="spellStart"/>
+      <w:proofErr w:type="gramStart"/>
+      <w:r>
+        <w:t>const</w:t>
+      </w:r>
+      <w:proofErr w:type="spellEnd"/>
+      <w:proofErr w:type="gramEnd"/>
+      <w:r>
+        <w:t xml:space="preserve"> updated = [...notes];</w:t>
+      </w:r>
+    </w:p>
+    <w:p>
+      <w:r>
+        <w:t xml:space="preserve">    </w:t>
+      </w:r>
+      <w:proofErr w:type="gramStart"/>
+      <w:r>
+        <w:t>updated[</w:t>
+      </w:r>
+      <w:proofErr w:type="gramEnd"/>
+      <w:r>
+        <w:t>index].</w:t>
+      </w:r>
+      <w:proofErr w:type="spellStart"/>
+      <w:r>
+        <w:t>color</w:t>
+      </w:r>
+      <w:proofErr w:type="spellEnd"/>
+      <w:r>
+        <w:t xml:space="preserve"> = </w:t>
+      </w:r>
+      <w:proofErr w:type="spellStart"/>
+      <w:r>
+        <w:t>newColor</w:t>
+      </w:r>
+      <w:proofErr w:type="spellEnd"/>
+      <w:r>
+        <w:t>;</w:t>
+      </w:r>
+    </w:p>
+    <w:p>
+      <w:r>
+        <w:t xml:space="preserve">    </w:t>
+      </w:r>
+      <w:proofErr w:type="spellStart"/>
+      <w:proofErr w:type="gramStart"/>
+      <w:r>
+        <w:t>setNotes</w:t>
+      </w:r>
+      <w:proofErr w:type="spellEnd"/>
+      <w:r>
+        <w:t>(</w:t>
+      </w:r>
+      <w:proofErr w:type="gramEnd"/>
+      <w:r>
+        <w:t>updated);</w:t>
+      </w:r>
+    </w:p>
+    <w:p>
+      <w:r>
+        <w:t xml:space="preserve">  };</w:t>
+      </w:r>
+    </w:p>
+    <w:p/>
+    <w:p>
+      <w:r>
+        <w:t xml:space="preserve">  </w:t>
+      </w:r>
+      <w:proofErr w:type="gramStart"/>
+      <w:r>
+        <w:t>return</w:t>
+      </w:r>
+      <w:proofErr w:type="gramEnd"/>
+      <w:r>
+        <w:t xml:space="preserve"> (</w:t>
+      </w:r>
+    </w:p>
+    <w:p>
+      <w:r>
+        <w:t xml:space="preserve">    &lt;&gt;</w:t>
+      </w:r>
+    </w:p>
+    <w:p>
+      <w:r>
+        <w:t xml:space="preserve">      &lt;</w:t>
+      </w:r>
+      <w:proofErr w:type="spellStart"/>
+      <w:r>
+        <w:t>TodoNavbar</w:t>
+      </w:r>
+      <w:proofErr w:type="spellEnd"/>
+      <w:r>
+        <w:t xml:space="preserve"> /&gt;</w:t>
+      </w:r>
+    </w:p>
+    <w:p/>
+    <w:p>
+      <w:r>
+        <w:t xml:space="preserve">      &lt;div </w:t>
+      </w:r>
+      <w:proofErr w:type="spellStart"/>
+      <w:r>
+        <w:t>className</w:t>
+      </w:r>
+      <w:proofErr w:type="spellEnd"/>
+      <w:r>
+        <w:t>="notes-container"&gt;</w:t>
+      </w:r>
+    </w:p>
+    <w:p>
+      <w:r>
+        <w:t xml:space="preserve">        &lt;div </w:t>
+      </w:r>
+      <w:proofErr w:type="spellStart"/>
+      <w:r>
+        <w:t>className</w:t>
+      </w:r>
+      <w:proofErr w:type="spellEnd"/>
+      <w:r>
+        <w:t>="header"&gt;</w:t>
+      </w:r>
+    </w:p>
+    <w:p>
+      <w:r>
+        <w:t xml:space="preserve">          &lt;h1&gt;</w:t>
+      </w:r>
+      <w:r>
+        <w:rPr>
+          <w:rFonts w:ascii="Segoe UI Symbol" w:hAnsi="Segoe UI Symbol" w:cs="Segoe UI Symbol"/>
+        </w:rPr>
+        <w:t>🗒</w:t>
+      </w:r>
+      <w:r>
+        <w:t xml:space="preserve">️ </w:t>
+      </w:r>
+      <w:proofErr w:type="spellStart"/>
+      <w:r>
+        <w:t>Qt</w:t>
+      </w:r>
+      <w:proofErr w:type="spellEnd"/>
+      <w:r>
+        <w:t xml:space="preserve"> Notes&lt;/h1&gt;</w:t>
+      </w:r>
+    </w:p>
+    <w:p>
+      <w:r>
+        <w:t xml:space="preserve">          &lt;button </w:t>
+      </w:r>
+      <w:proofErr w:type="spellStart"/>
+      <w:r>
+        <w:t>className</w:t>
+      </w:r>
+      <w:proofErr w:type="spellEnd"/>
+      <w:r>
+        <w:t>="export-</w:t>
+      </w:r>
+      <w:proofErr w:type="spellStart"/>
+      <w:r>
+        <w:t>btn</w:t>
+      </w:r>
+      <w:proofErr w:type="spellEnd"/>
+      <w:r>
+        <w:t>"&gt;Export to PDF&lt;/button&gt;</w:t>
+      </w:r>
+    </w:p>
+    <w:p>
+      <w:r>
+        <w:t xml:space="preserve">        &lt;/div&gt;</w:t>
+      </w:r>
+    </w:p>
+    <w:p/>
+    <w:p>
+      <w:r>
+        <w:t xml:space="preserve">        &lt;div </w:t>
+      </w:r>
+      <w:proofErr w:type="spellStart"/>
+      <w:r>
+        <w:t>className</w:t>
+      </w:r>
+      <w:proofErr w:type="spellEnd"/>
+      <w:r>
+        <w:t>="new-note"&gt;</w:t>
+      </w:r>
+    </w:p>
+    <w:p>
+      <w:r>
+        <w:t xml:space="preserve">          &lt;button </w:t>
+      </w:r>
+      <w:proofErr w:type="spellStart"/>
+      <w:r>
+        <w:t>onClick</w:t>
+      </w:r>
+      <w:proofErr w:type="spellEnd"/>
+      <w:proofErr w:type="gramStart"/>
+      <w:r>
+        <w:t>={</w:t>
+      </w:r>
+      <w:proofErr w:type="spellStart"/>
+      <w:proofErr w:type="gramEnd"/>
+      <w:r>
+        <w:t>addNewNote</w:t>
+      </w:r>
+      <w:proofErr w:type="spellEnd"/>
+      <w:r>
+        <w:t>}&gt;</w:t>
+      </w:r>
+      <w:r>
+        <w:rPr>
+          <w:rFonts w:ascii="Segoe UI Symbol" w:hAnsi="Segoe UI Symbol" w:cs="Segoe UI Symbol"/>
+        </w:rPr>
+        <w:t>➕</w:t>
+      </w:r>
+      <w:r>
+        <w:t xml:space="preserve"> Add New Note&lt;/button&gt;</w:t>
+      </w:r>
+    </w:p>
+    <w:p>
+      <w:r>
+        <w:t xml:space="preserve">        &lt;/div&gt;</w:t>
+      </w:r>
+    </w:p>
+    <w:p/>
+    <w:p>
+      <w:r>
+        <w:t xml:space="preserve">        {/* </w:t>
+      </w:r>
+      <w:proofErr w:type="gramStart"/>
+      <w:r>
+        <w:t>Always</w:t>
+      </w:r>
+      <w:proofErr w:type="gramEnd"/>
+      <w:r>
+        <w:t xml:space="preserve"> visible input for latest note */}</w:t>
+      </w:r>
+    </w:p>
+    <w:p>
+      <w:r>
+        <w:t xml:space="preserve">        &lt;div </w:t>
+      </w:r>
+      <w:proofErr w:type="spellStart"/>
+      <w:r>
+        <w:t>className</w:t>
+      </w:r>
+      <w:proofErr w:type="spellEnd"/>
+      <w:r>
+        <w:t>="note"&gt;</w:t>
+      </w:r>
+    </w:p>
+    <w:p>
+      <w:r>
+        <w:t xml:space="preserve">          &lt;</w:t>
+      </w:r>
+      <w:proofErr w:type="spellStart"/>
+      <w:r>
+        <w:t>textarea</w:t>
+      </w:r>
+      <w:proofErr w:type="spellEnd"/>
+    </w:p>
+    <w:p>
+      <w:r>
+        <w:t xml:space="preserve">            </w:t>
+      </w:r>
+      <w:proofErr w:type="gramStart"/>
+      <w:r>
+        <w:t>value</w:t>
+      </w:r>
+      <w:proofErr w:type="gramEnd"/>
+      <w:r>
+        <w:t>={notes[0]?.</w:t>
+      </w:r>
+      <w:proofErr w:type="gramStart"/>
+      <w:r>
+        <w:t>content</w:t>
+      </w:r>
+      <w:proofErr w:type="gramEnd"/>
+      <w:r>
+        <w:t xml:space="preserve"> || ''}</w:t>
+      </w:r>
+    </w:p>
+    <w:p>
+      <w:r>
+        <w:t xml:space="preserve">            </w:t>
+      </w:r>
+      <w:proofErr w:type="spellStart"/>
+      <w:proofErr w:type="gramStart"/>
+      <w:r>
+        <w:t>onChange</w:t>
+      </w:r>
+      <w:proofErr w:type="spellEnd"/>
+      <w:proofErr w:type="gramEnd"/>
+      <w:r>
+        <w:t xml:space="preserve">={(e) =&gt; </w:t>
+      </w:r>
       <w:bookmarkStart w:id="0" w:name="_GoBack"/>
+      <w:proofErr w:type="spellStart"/>
+      <w:r>
+        <w:t>handleNoteChange</w:t>
+      </w:r>
+      <w:proofErr w:type="spellEnd"/>
+      <w:r>
+        <w:t xml:space="preserve">(0, </w:t>
+      </w:r>
+      <w:proofErr w:type="spellStart"/>
+      <w:r>
+        <w:t>e.target.value</w:t>
+      </w:r>
+      <w:proofErr w:type="spellEnd"/>
+      <w:r>
+        <w:t>)}</w:t>
+      </w:r>
       <w:bookmarkEnd w:id="0"/>
+    </w:p>
+    <w:p>
+      <w:r>
+        <w:t xml:space="preserve">            </w:t>
+      </w:r>
+      <w:proofErr w:type="gramStart"/>
+      <w:r>
+        <w:t>placeholder</w:t>
+      </w:r>
+      <w:proofErr w:type="gramEnd"/>
+      <w:r>
+        <w:t>="Write your note here..."</w:t>
+      </w:r>
+    </w:p>
+    <w:p>
+      <w:r>
+        <w:t xml:space="preserve">            </w:t>
+      </w:r>
+      <w:proofErr w:type="gramStart"/>
+      <w:r>
+        <w:t>style</w:t>
+      </w:r>
+      <w:proofErr w:type="gramEnd"/>
+      <w:r>
+        <w:t xml:space="preserve">={{ </w:t>
+      </w:r>
+      <w:proofErr w:type="spellStart"/>
+      <w:r>
+        <w:t>backgroundColor</w:t>
+      </w:r>
+      <w:proofErr w:type="spellEnd"/>
+      <w:r>
+        <w:t>: notes[0]?.</w:t>
+      </w:r>
+      <w:proofErr w:type="spellStart"/>
+      <w:proofErr w:type="gramStart"/>
+      <w:r>
+        <w:t>color</w:t>
+      </w:r>
+      <w:proofErr w:type="spellEnd"/>
+      <w:proofErr w:type="gramEnd"/>
+      <w:r>
+        <w:t xml:space="preserve"> || '#fff8dc' }}</w:t>
+      </w:r>
+    </w:p>
+    <w:p>
+      <w:r>
+        <w:t xml:space="preserve">          /&gt;</w:t>
+      </w:r>
+    </w:p>
+    <w:p/>
+    <w:p>
+      <w:r>
+        <w:t xml:space="preserve">          &lt;input</w:t>
+      </w:r>
+    </w:p>
+    <w:p>
+      <w:r>
+        <w:t xml:space="preserve">            </w:t>
+      </w:r>
+      <w:proofErr w:type="gramStart"/>
+      <w:r>
+        <w:t>type</w:t>
+      </w:r>
+      <w:proofErr w:type="gramEnd"/>
+      <w:r>
+        <w:t>="</w:t>
+      </w:r>
+      <w:proofErr w:type="spellStart"/>
+      <w:r>
+        <w:t>color</w:t>
+      </w:r>
+      <w:proofErr w:type="spellEnd"/>
+      <w:r>
+        <w:t>"</w:t>
+      </w:r>
+    </w:p>
+    <w:p>
+      <w:r>
+        <w:t xml:space="preserve">            </w:t>
+      </w:r>
+      <w:proofErr w:type="gramStart"/>
+      <w:r>
+        <w:t>value</w:t>
+      </w:r>
+      <w:proofErr w:type="gramEnd"/>
+      <w:r>
+        <w:t>={notes[0]?.</w:t>
+      </w:r>
+      <w:proofErr w:type="spellStart"/>
+      <w:proofErr w:type="gramStart"/>
+      <w:r>
+        <w:t>color</w:t>
+      </w:r>
+      <w:proofErr w:type="spellEnd"/>
+      <w:proofErr w:type="gramEnd"/>
+      <w:r>
+        <w:t xml:space="preserve"> || '#fff8dc'}</w:t>
+      </w:r>
+    </w:p>
+    <w:p>
+      <w:r>
+        <w:t xml:space="preserve">            </w:t>
+      </w:r>
+      <w:proofErr w:type="spellStart"/>
+      <w:proofErr w:type="gramStart"/>
+      <w:r>
+        <w:t>onChange</w:t>
+      </w:r>
+      <w:proofErr w:type="spellEnd"/>
+      <w:proofErr w:type="gramEnd"/>
+      <w:r>
+        <w:t xml:space="preserve">={(e) =&gt; </w:t>
+      </w:r>
+      <w:proofErr w:type="spellStart"/>
+      <w:r>
+        <w:t>handleColorChange</w:t>
+      </w:r>
+      <w:proofErr w:type="spellEnd"/>
+      <w:r>
+        <w:t xml:space="preserve">(0, </w:t>
+      </w:r>
+      <w:proofErr w:type="spellStart"/>
+      <w:r>
+        <w:t>e.target.value</w:t>
+      </w:r>
+      <w:proofErr w:type="spellEnd"/>
+      <w:r>
+        <w:t>)}</w:t>
+      </w:r>
+    </w:p>
+    <w:p>
+      <w:r>
+        <w:t xml:space="preserve">            </w:t>
+      </w:r>
+      <w:proofErr w:type="gramStart"/>
+      <w:r>
+        <w:t>title</w:t>
+      </w:r>
+      <w:proofErr w:type="gramEnd"/>
+      <w:r>
+        <w:t xml:space="preserve">="Pick a </w:t>
+      </w:r>
+      <w:proofErr w:type="spellStart"/>
+      <w:r>
+        <w:t>color</w:t>
+      </w:r>
+      <w:proofErr w:type="spellEnd"/>
+      <w:r>
+        <w:t>"</w:t>
+      </w:r>
+    </w:p>
+    <w:p>
+      <w:r>
+        <w:t xml:space="preserve">            </w:t>
+      </w:r>
+      <w:proofErr w:type="spellStart"/>
+      <w:proofErr w:type="gramStart"/>
+      <w:r>
+        <w:t>className</w:t>
+      </w:r>
+      <w:proofErr w:type="spellEnd"/>
+      <w:proofErr w:type="gramEnd"/>
+      <w:r>
+        <w:t>="</w:t>
+      </w:r>
+      <w:proofErr w:type="spellStart"/>
+      <w:r>
+        <w:t>color</w:t>
+      </w:r>
+      <w:proofErr w:type="spellEnd"/>
+      <w:r>
+        <w:t>-picker"</w:t>
+      </w:r>
+    </w:p>
+    <w:p>
+      <w:r>
+        <w:t xml:space="preserve">          /&gt;</w:t>
+      </w:r>
+    </w:p>
+    <w:p/>
+    <w:p>
+      <w:r>
+        <w:t xml:space="preserve">          &lt;div </w:t>
+      </w:r>
+      <w:proofErr w:type="spellStart"/>
+      <w:r>
+        <w:t>className</w:t>
+      </w:r>
+      <w:proofErr w:type="spellEnd"/>
+      <w:r>
+        <w:t>="status"&gt;</w:t>
+      </w:r>
+      <w:r>
+        <w:rPr>
+          <w:rFonts w:ascii="Segoe UI Symbol" w:hAnsi="Segoe UI Symbol" w:cs="Segoe UI Symbol"/>
+        </w:rPr>
+        <w:t>✅</w:t>
+      </w:r>
+      <w:r>
+        <w:t xml:space="preserve"> Saved&lt;/div&gt;</w:t>
+      </w:r>
+    </w:p>
+    <w:p>
+      <w:r>
+        <w:t xml:space="preserve">        &lt;/div&gt;</w:t>
+      </w:r>
+    </w:p>
+    <w:p/>
+    <w:p>
+      <w:r>
+        <w:t xml:space="preserve">        &lt;div </w:t>
+      </w:r>
+      <w:proofErr w:type="spellStart"/>
+      <w:r>
+        <w:t>className</w:t>
+      </w:r>
+      <w:proofErr w:type="spellEnd"/>
+      <w:r>
+        <w:t>="note-list"&gt;</w:t>
+      </w:r>
+    </w:p>
+    <w:p>
+      <w:r>
+        <w:t xml:space="preserve">          {</w:t>
+      </w:r>
+      <w:proofErr w:type="spellStart"/>
+      <w:proofErr w:type="gramStart"/>
+      <w:r>
+        <w:t>notes.slice</w:t>
+      </w:r>
+      <w:proofErr w:type="spellEnd"/>
+      <w:r>
+        <w:t>(</w:t>
+      </w:r>
+      <w:proofErr w:type="gramEnd"/>
+      <w:r>
+        <w:t>1).map((note, index) =&gt; (</w:t>
+      </w:r>
+    </w:p>
+    <w:p>
+      <w:r>
+        <w:t xml:space="preserve">            &lt;div</w:t>
+      </w:r>
+    </w:p>
+    <w:p>
+      <w:r>
+        <w:t xml:space="preserve">              </w:t>
+      </w:r>
+      <w:proofErr w:type="gramStart"/>
+      <w:r>
+        <w:t>key</w:t>
+      </w:r>
+      <w:proofErr w:type="gramEnd"/>
+      <w:r>
+        <w:t>={note.id}</w:t>
+      </w:r>
+    </w:p>
+    <w:p>
+      <w:r>
+        <w:t xml:space="preserve">              </w:t>
+      </w:r>
+      <w:proofErr w:type="spellStart"/>
+      <w:proofErr w:type="gramStart"/>
+      <w:r>
+        <w:t>className</w:t>
+      </w:r>
+      <w:proofErr w:type="spellEnd"/>
+      <w:proofErr w:type="gramEnd"/>
+      <w:r>
+        <w:t>="note"</w:t>
+      </w:r>
+    </w:p>
+    <w:p>
+      <w:r>
+        <w:t xml:space="preserve">              </w:t>
+      </w:r>
+      <w:proofErr w:type="gramStart"/>
+      <w:r>
+        <w:t>style</w:t>
+      </w:r>
+      <w:proofErr w:type="gramEnd"/>
+      <w:r>
+        <w:t xml:space="preserve">={{ </w:t>
+      </w:r>
+      <w:proofErr w:type="spellStart"/>
+      <w:r>
+        <w:t>backgroundColor</w:t>
+      </w:r>
+      <w:proofErr w:type="spellEnd"/>
+      <w:r>
+        <w:t xml:space="preserve">: </w:t>
+      </w:r>
+      <w:proofErr w:type="spellStart"/>
+      <w:r>
+        <w:t>note.color</w:t>
+      </w:r>
+      <w:proofErr w:type="spellEnd"/>
+      <w:r>
+        <w:t xml:space="preserve"> }}</w:t>
+      </w:r>
+    </w:p>
+    <w:p>
+      <w:r>
+        <w:t xml:space="preserve">            &gt;</w:t>
+      </w:r>
+    </w:p>
+    <w:p>
+      <w:r>
+        <w:t xml:space="preserve">              &lt;</w:t>
+      </w:r>
+      <w:proofErr w:type="spellStart"/>
+      <w:r>
+        <w:t>textarea</w:t>
+      </w:r>
+      <w:proofErr w:type="spellEnd"/>
+    </w:p>
+    <w:p>
+      <w:r>
+        <w:t xml:space="preserve">                </w:t>
+      </w:r>
+      <w:proofErr w:type="gramStart"/>
+      <w:r>
+        <w:t>value</w:t>
+      </w:r>
+      <w:proofErr w:type="gramEnd"/>
+      <w:r>
+        <w:t>={</w:t>
+      </w:r>
+      <w:proofErr w:type="spellStart"/>
+      <w:r>
+        <w:t>note.content</w:t>
+      </w:r>
+      <w:proofErr w:type="spellEnd"/>
+      <w:r>
+        <w:t>}</w:t>
+      </w:r>
+    </w:p>
+    <w:p>
+      <w:r>
+        <w:t xml:space="preserve">                </w:t>
+      </w:r>
+      <w:proofErr w:type="spellStart"/>
+      <w:proofErr w:type="gramStart"/>
+      <w:r>
+        <w:t>onChange</w:t>
+      </w:r>
+      <w:proofErr w:type="spellEnd"/>
+      <w:proofErr w:type="gramEnd"/>
+      <w:r>
+        <w:t xml:space="preserve">={(e) =&gt; </w:t>
+      </w:r>
+      <w:proofErr w:type="spellStart"/>
+      <w:r>
+        <w:t>handleNoteChange</w:t>
+      </w:r>
+      <w:proofErr w:type="spellEnd"/>
+      <w:r>
+        <w:t xml:space="preserve">(index + 1, </w:t>
+      </w:r>
+      <w:proofErr w:type="spellStart"/>
+      <w:r>
+        <w:t>e.target.value</w:t>
+      </w:r>
+      <w:proofErr w:type="spellEnd"/>
+      <w:r>
+        <w:t>)}</w:t>
+      </w:r>
+    </w:p>
+    <w:p>
+      <w:r>
+        <w:t xml:space="preserve">                </w:t>
+      </w:r>
+      <w:proofErr w:type="gramStart"/>
+      <w:r>
+        <w:t>placeholder</w:t>
+      </w:r>
+      <w:proofErr w:type="gramEnd"/>
+      <w:r>
+        <w:t>="Write your note here..."</w:t>
+      </w:r>
+    </w:p>
+    <w:p>
+      <w:r>
+        <w:t xml:space="preserve">                </w:t>
+      </w:r>
+      <w:proofErr w:type="gramStart"/>
+      <w:r>
+        <w:t>style</w:t>
+      </w:r>
+      <w:proofErr w:type="gramEnd"/>
+      <w:r>
+        <w:t xml:space="preserve">={{ </w:t>
+      </w:r>
+      <w:proofErr w:type="spellStart"/>
+      <w:r>
+        <w:t>backgroundColor</w:t>
+      </w:r>
+      <w:proofErr w:type="spellEnd"/>
+      <w:r>
+        <w:t xml:space="preserve">: </w:t>
+      </w:r>
+      <w:proofErr w:type="spellStart"/>
+      <w:r>
+        <w:t>note.color</w:t>
+      </w:r>
+      <w:proofErr w:type="spellEnd"/>
+      <w:r>
+        <w:t xml:space="preserve"> }}</w:t>
+      </w:r>
+    </w:p>
+    <w:p>
+      <w:r>
+        <w:t xml:space="preserve">              /&gt;</w:t>
+      </w:r>
+    </w:p>
+    <w:p/>
+    <w:p>
+      <w:r>
+        <w:t xml:space="preserve">              &lt;input</w:t>
+      </w:r>
+    </w:p>
+    <w:p>
+      <w:r>
+        <w:t xml:space="preserve">                </w:t>
+      </w:r>
+      <w:proofErr w:type="gramStart"/>
+      <w:r>
+        <w:t>type</w:t>
+      </w:r>
+      <w:proofErr w:type="gramEnd"/>
+      <w:r>
+        <w:t>="</w:t>
+      </w:r>
+      <w:proofErr w:type="spellStart"/>
+      <w:r>
+        <w:t>color</w:t>
+      </w:r>
+      <w:proofErr w:type="spellEnd"/>
+      <w:r>
+        <w:t>"</w:t>
+      </w:r>
+    </w:p>
+    <w:p>
+      <w:r>
+        <w:t xml:space="preserve">                </w:t>
+      </w:r>
+      <w:proofErr w:type="gramStart"/>
+      <w:r>
+        <w:t>value</w:t>
+      </w:r>
+      <w:proofErr w:type="gramEnd"/>
+      <w:r>
+        <w:t>={</w:t>
+      </w:r>
+      <w:proofErr w:type="spellStart"/>
+      <w:r>
+        <w:t>note.color</w:t>
+      </w:r>
+      <w:proofErr w:type="spellEnd"/>
+      <w:r>
+        <w:t>}</w:t>
+      </w:r>
+    </w:p>
+    <w:p>
+      <w:r>
+        <w:t xml:space="preserve">                </w:t>
+      </w:r>
+      <w:proofErr w:type="spellStart"/>
+      <w:proofErr w:type="gramStart"/>
+      <w:r>
+        <w:t>onChange</w:t>
+      </w:r>
+      <w:proofErr w:type="spellEnd"/>
+      <w:proofErr w:type="gramEnd"/>
+      <w:r>
+        <w:t xml:space="preserve">={(e) =&gt; </w:t>
+      </w:r>
+      <w:proofErr w:type="spellStart"/>
+      <w:r>
+        <w:t>handleColorChange</w:t>
+      </w:r>
+      <w:proofErr w:type="spellEnd"/>
+      <w:r>
+        <w:t xml:space="preserve">(index + 1, </w:t>
+      </w:r>
+      <w:proofErr w:type="spellStart"/>
+      <w:r>
+        <w:t>e.target.value</w:t>
+      </w:r>
+      <w:proofErr w:type="spellEnd"/>
+      <w:r>
+        <w:t>)}</w:t>
+      </w:r>
+    </w:p>
+    <w:p>
+      <w:r>
+        <w:t xml:space="preserve">                </w:t>
+      </w:r>
+      <w:proofErr w:type="gramStart"/>
+      <w:r>
+        <w:t>title</w:t>
+      </w:r>
+      <w:proofErr w:type="gramEnd"/>
+      <w:r>
+        <w:t xml:space="preserve">="Pick a </w:t>
+      </w:r>
+      <w:proofErr w:type="spellStart"/>
+      <w:r>
+        <w:t>color</w:t>
+      </w:r>
+      <w:proofErr w:type="spellEnd"/>
+      <w:r>
+        <w:t>"</w:t>
+      </w:r>
+    </w:p>
+    <w:p>
+      <w:r>
+        <w:t xml:space="preserve">                </w:t>
+      </w:r>
+      <w:proofErr w:type="spellStart"/>
+      <w:proofErr w:type="gramStart"/>
+      <w:r>
+        <w:t>className</w:t>
+      </w:r>
+      <w:proofErr w:type="spellEnd"/>
+      <w:proofErr w:type="gramEnd"/>
+      <w:r>
+        <w:t>="</w:t>
+      </w:r>
+      <w:proofErr w:type="spellStart"/>
+      <w:r>
+        <w:t>color</w:t>
+      </w:r>
+      <w:proofErr w:type="spellEnd"/>
+      <w:r>
+        <w:t>-picker"</w:t>
+      </w:r>
+    </w:p>
+    <w:p>
+      <w:r>
+        <w:t xml:space="preserve">              /&gt;</w:t>
+      </w:r>
+    </w:p>
+    <w:p/>
+    <w:p>
+      <w:r>
+        <w:t xml:space="preserve">              &lt;div </w:t>
+      </w:r>
+      <w:proofErr w:type="spellStart"/>
+      <w:r>
+        <w:t>className</w:t>
+      </w:r>
+      <w:proofErr w:type="spellEnd"/>
+      <w:r>
+        <w:t>="status"&gt;</w:t>
+      </w:r>
+      <w:r>
+        <w:rPr>
+          <w:rFonts w:ascii="Segoe UI Symbol" w:hAnsi="Segoe UI Symbol" w:cs="Segoe UI Symbol"/>
+        </w:rPr>
+        <w:t>✅</w:t>
+      </w:r>
+      <w:r>
+        <w:t xml:space="preserve"> Saved&lt;/div&gt;</w:t>
+      </w:r>
+    </w:p>
+    <w:p>
+      <w:r>
+        <w:t xml:space="preserve">            &lt;/div&gt;</w:t>
+      </w:r>
+    </w:p>
+    <w:p>
+      <w:r>
+        <w:t xml:space="preserve">          ))}</w:t>
+      </w:r>
+    </w:p>
+    <w:p>
+      <w:r>
+        <w:t xml:space="preserve">        &lt;/div&gt;</w:t>
+      </w:r>
+    </w:p>
+    <w:p>
+      <w:r>
+        <w:t xml:space="preserve">      &lt;/div&gt;</w:t>
+      </w:r>
+    </w:p>
+    <w:p>
+      <w:r>
+        <w:t xml:space="preserve">    &lt;/&gt;</w:t>
+      </w:r>
+    </w:p>
+    <w:p>
+      <w:r>
+        <w:t xml:space="preserve">  );</w:t>
+      </w:r>
+    </w:p>
+    <w:p>
+      <w:r>
+        <w:t>}</w:t>
+      </w:r>
     </w:p>
     <w:sectPr>
       <w:pgSz w:w="11906" w:h="16838"/>
